--- a/tillsyn/Björnberget N tillsynsbegäran.docx
+++ b/tillsyn/Björnberget N tillsynsbegäran.docx
@@ -1,6 +1,6 @@
 
 <file path=word/document.xml><?xml version="1.0" encoding="utf-8"?>
-<w:document xmlns:wpc="http://schemas.microsoft.com/office/word/2010/wordprocessingCanvas" xmlns:cx="http://schemas.microsoft.com/office/drawing/2014/chartex" xmlns:cx1="http://schemas.microsoft.com/office/drawing/2015/9/8/chartex" xmlns:cx2="http://schemas.microsoft.com/office/drawing/2015/10/21/chartex" xmlns:cx3="http://schemas.microsoft.com/office/drawing/2016/5/9/chartex" xmlns:cx4="http://schemas.microsoft.com/office/drawing/2016/5/10/chartex" xmlns:cx5="http://schemas.microsoft.com/office/drawing/2016/5/11/chartex" xmlns:cx6="http://schemas.microsoft.com/office/drawing/2016/5/12/chartex" xmlns:cx7="http://schemas.microsoft.com/office/drawing/2016/5/13/chartex" xmlns:cx8="http://schemas.microsoft.com/office/drawing/2016/5/14/chartex" xmlns:mc="http://schemas.openxmlformats.org/markup-compatibility/2006" xmlns:aink="http://schemas.microsoft.com/office/drawing/2016/ink" xmlns:am3d="http://schemas.microsoft.com/office/drawing/2017/model3d" xmlns:o="urn:schemas-microsoft-com:office:office" xmlns:oel="http://schemas.microsoft.com/office/2019/extlst" xmlns:r="http://schemas.openxmlformats.org/officeDocument/2006/relationships" xmlns:m="http://schemas.openxmlformats.org/officeDocument/2006/math" xmlns:v="urn:schemas-microsoft-com:vml" xmlns:wp14="http://schemas.microsoft.com/office/word/2010/wordprocessingDrawing" xmlns:wp="http://schemas.openxmlformats.org/drawingml/2006/wordprocessingDrawing" xmlns:w10="urn:schemas-microsoft-com:office:word" xmlns:w="http://schemas.openxmlformats.org/wordprocessingml/2006/main" xmlns:w14="http://schemas.microsoft.com/office/word/2010/wordml" xmlns:w15="http://schemas.microsoft.com/office/word/2012/wordml" xmlns:w16cex="http://schemas.microsoft.com/office/word/2018/wordml/cex" xmlns:w16cid="http://schemas.microsoft.com/office/word/2016/wordml/cid" xmlns:w16="http://schemas.microsoft.com/office/word/2018/wordml" xmlns:w16sdtdh="http://schemas.microsoft.com/office/word/2020/wordml/sdtdatahash" xmlns:w16se="http://schemas.microsoft.com/office/word/2015/wordml/symex" xmlns:wpg="http://schemas.microsoft.com/office/word/2010/wordprocessingGroup" xmlns:wpi="http://schemas.microsoft.com/office/word/2010/wordprocessingInk" xmlns:wne="http://schemas.microsoft.com/office/word/2006/wordml" xmlns:wps="http://schemas.microsoft.com/office/word/2010/wordprocessingShape" mc:Ignorable="w14 w15 w16se w16cid w16 w16cex w16sdtdh wp14">
+<w:document xmlns:wpc="http://schemas.microsoft.com/office/word/2010/wordprocessingCanvas" xmlns:cx="http://schemas.microsoft.com/office/drawing/2014/chartex" xmlns:cx1="http://schemas.microsoft.com/office/drawing/2015/9/8/chartex" xmlns:cx2="http://schemas.microsoft.com/office/drawing/2015/10/21/chartex" xmlns:cx3="http://schemas.microsoft.com/office/drawing/2016/5/9/chartex" xmlns:cx4="http://schemas.microsoft.com/office/drawing/2016/5/10/chartex" xmlns:cx5="http://schemas.microsoft.com/office/drawing/2016/5/11/chartex" xmlns:cx6="http://schemas.microsoft.com/office/drawing/2016/5/12/chartex" xmlns:cx7="http://schemas.microsoft.com/office/drawing/2016/5/13/chartex" xmlns:cx8="http://schemas.microsoft.com/office/drawing/2016/5/14/chartex" xmlns:mc="http://schemas.openxmlformats.org/markup-compatibility/2006" xmlns:aink="http://schemas.microsoft.com/office/drawing/2016/ink" xmlns:am3d="http://schemas.microsoft.com/office/drawing/2017/model3d" xmlns:o="urn:schemas-microsoft-com:office:office" xmlns:oel="http://schemas.microsoft.com/office/2019/extlst" xmlns:r="http://schemas.openxmlformats.org/officeDocument/2006/relationships" xmlns:m="http://schemas.openxmlformats.org/officeDocument/2006/math" xmlns:v="urn:schemas-microsoft-com:vml" xmlns:wp14="http://schemas.microsoft.com/office/word/2010/wordprocessingDrawing" xmlns:wp="http://schemas.openxmlformats.org/drawingml/2006/wordprocessingDrawing" xmlns:w10="urn:schemas-microsoft-com:office:word" xmlns:w="http://schemas.openxmlformats.org/wordprocessingml/2006/main" xmlns:w14="http://schemas.microsoft.com/office/word/2010/wordml" xmlns:w15="http://schemas.microsoft.com/office/word/2012/wordml" xmlns:w16cex="http://schemas.microsoft.com/office/word/2018/wordml/cex" xmlns:w16cid="http://schemas.microsoft.com/office/word/2016/wordml/cid" xmlns:w16="http://schemas.microsoft.com/office/word/2018/wordml" xmlns:w16du="http://schemas.microsoft.com/office/word/2023/wordml/word16du" xmlns:w16sdtdh="http://schemas.microsoft.com/office/word/2020/wordml/sdtdatahash" xmlns:w16sdtfl="http://schemas.microsoft.com/office/word/2024/wordml/sdtformatlock" xmlns:w16se="http://schemas.microsoft.com/office/word/2015/wordml/symex" xmlns:wpg="http://schemas.microsoft.com/office/word/2010/wordprocessingGroup" xmlns:wpi="http://schemas.microsoft.com/office/word/2010/wordprocessingInk" xmlns:wne="http://schemas.microsoft.com/office/word/2006/wordml" xmlns:wps="http://schemas.microsoft.com/office/word/2010/wordprocessingShape" mc:Ignorable="w14 w15 w16se w16cid w16 w16cex w16sdtdh w16sdtfl w16du wp14">
   <w:body>
     <w:p>
       <w:pPr>
@@ -12,35 +12,7 @@
     </w:p>
     <w:p>
       <w:r>
-        <w:t>Detta dokument behandlar höga naturvärden i avverkningsanmälan Björnberget N i Bjurholms kommun. Denna avverkningsanmälan inkom 2025-08-02 och omfattar 29,2 ha.</w:t>
-      </w:r>
-    </w:p>
-    <w:p>
-      <w:r>
-        <w:t>Vi begär härmed att Skogsstyrelsen fattar beslut enligt miljöbalken som säkerställer att skogens höga naturvärden bevaras samt säkerställer att EU-lagstiftning efterlevs och att artskyddsbrott förhindras. Vi önskar även ta del av de ställningstaganden och beslut som myndigheterna meddelar till följd av aktuell avverkningsanmälan och föreningens inlaga (se 34 § förvaltningslagen).</w:t>
-      </w:r>
-    </w:p>
-    <w:p>
-      <w:r>
-        <w:t>Nedan beskrivs fynd av naturvårdsarter som gjorts i det avverkningsanmälda området. I BILAGA 1 finns artfakta om rödlistade arter.</w:t>
-      </w:r>
-    </w:p>
-    <w:p>
-      <w:pPr>
-        <w:pStyle w:val="Heading1"/>
-      </w:pPr>
-      <w:r>
-        <w:t>Naturvårdsarter</w:t>
-      </w:r>
-    </w:p>
-    <w:p>
-      <w:r>
-        <w:t>I avverkningsanmälan har följande 14 naturvårdsarter hittats: gräddporing (VU), blå taggsvamp (NT), dvärgbägarlav (NT), garnlav (NT), lunglav (NT), reliktbock (NT), skrovlig taggsvamp (NT), vedskivlav (NT), vedtrappmossa (NT), violettgrå tagellav (NT), dropptaggsvamp (S), mörk husmossa (S), norrlandslav (S) och vedticka (S). Av dessa är 10 rödlistade. För rödlistade arter har rödlistekategorin angivits inom parentes. Arter som är signalarter enligt Skogsstyrelsen har markerats med (S).</w:t>
-      </w:r>
-    </w:p>
-    <w:p>
-      <w:r>
-        <w:t>De påträffade naturvårdsarterna är ett tydligt kvitto på att detta rör sig om en skog med höga naturvärden. I Figur 1 visas en karta över det avverkningsanmälda området, där samtliga fyndplatser för naturvårdsarter som finns registrerade på Artportalen har markerats.</w:t>
+        <w:t>Denna tillsynsbegäran behandlar höga naturvärden i avverkningsanmälan Björnberget N i Bjurholms kommun som inkom 2026-07-12 och omfattar 29,2 ha.</w:t>
       </w:r>
     </w:p>
     <w:p>
@@ -50,7 +22,7 @@
       <w:r>
         <w:drawing>
           <wp:inline xmlns:a="http://schemas.openxmlformats.org/drawingml/2006/main" xmlns:pic="http://schemas.openxmlformats.org/drawingml/2006/picture">
-            <wp:extent cx="5486400" cy="3844564"/>
+            <wp:extent cx="5486400" cy="5186628"/>
             <wp:docPr id="1" name="Picture 1"/>
             <wp:cNvGraphicFramePr>
               <a:graphicFrameLocks noChangeAspect="1"/>
@@ -71,7 +43,7 @@
                   <pic:spPr>
                     <a:xfrm>
                       <a:off x="0" y="0"/>
-                      <a:ext cx="5486400" cy="3844564"/>
+                      <a:ext cx="5486400" cy="5186628"/>
                     </a:xfrm>
                     <a:prstGeom prst="rect"/>
                   </pic:spPr>
@@ -85,9 +57,111 @@
     <w:p>
       <w:pPr>
         <w:pStyle w:val="Caption"/>
+        <w:spacing w:after="240"/>
       </w:pPr>
       <w:r>
-        <w:t>Figur 1. Fyndplatser för naturvårdsarter i det avverkningsanmälda området (röd linje). Markörer utan svart kant är placerade på fyndplatsen. Markörer med svart kant är placerade vid sidan av fyndplatsen och har ett svart streck som visar fyndplatsens exakta position. Kartans mittpunktskoordinat är N 7093711, E 685401 i SWEREF 99 TM.</w:t>
+        <w:t>Figur 1. Fyndplatser för naturvårdsarter i avverkningsanmälan. Markörer utan svart kant är placerade på fyndplatsen. Markörer med svart kant är placerade vid sidan av fyndplatsen har ett svart streck som visar fyndplatsens exakta position. Kartans mittpunktskoordinat är N 7093711, E 685401 i SWEREF 99 TM.</w:t>
+      </w:r>
+    </w:p>
+    <w:p>
+      <w:r>
+        <w:t>I avverkningsanmälan finns fynd av 14 naturvårdsarter, varav 11 är rödlistade, 13 är typiska (T) och 3 är signalarter (S): garnlav (VU, T), gräddporing (VU, T), skrovlig taggsvamp (VU), blå taggsvamp (NT, T), dropptaggsvamp (NT, T), dvärgbägarlav (NT, T), lunglav (NT, T), reliktbock (NT, T), vedskivlav (NT, T), vedtrappmossa (NT, T), violettgrå tagellav (NT, T), mörk husmossa (S, T), norrlandslav (S, T) och vedticka (S, T). Se Figur 1.</w:t>
+      </w:r>
+    </w:p>
+    <w:p>
+      <w:pPr>
+        <w:pStyle w:val="Heading1"/>
+      </w:pPr>
+      <w:r>
+        <w:t>Tillsynsbegäran</w:t>
+      </w:r>
+    </w:p>
+    <w:p>
+      <w:r>
+        <w:t>Vi begär härmed att Skogsstyrelsen fattar beslut enligt miljöbalken som säkerställer att skogens höga naturvärden bevaras samt att EU-lagstiftning efterlevs och att artskyddsbrott förhindras.</w:t>
+      </w:r>
+    </w:p>
+    <w:p>
+      <w:r>
+        <w:t>Vi begär vidare att Skogsstyrelsen säkerställer att inga skador eller försämringar av naturtypens bevarandestatus i området tillåts ske. Se Rådets direktiv 92/43/EEG samt ickeförsämringskravet i EU:s naturrestaureringsförordning (EU 2024/1991).</w:t>
+      </w:r>
+    </w:p>
+    <w:p>
+      <w:r>
+        <w:t>Vi önskar även ta del av de ställningstaganden och beslut som myndigheten meddelar till följd av aktuell avverkningsanmälan och föreningens inlaga (se 34 § förvaltningslagen).</w:t>
+      </w:r>
+    </w:p>
+    <w:p>
+      <w:pPr>
+        <w:pStyle w:val="Heading1"/>
+      </w:pPr>
+      <w:r>
+        <w:t>Naturvårdsarter och fridlysta arter</w:t>
+      </w:r>
+    </w:p>
+    <w:p>
+      <w:r>
+        <w:t>Nedan följer beskrivningar av de naturvårdsarter och fridlysta arter som har sina livsmiljöer och växtplatser i den avverkningsanmälda skogen. Se även ytterligare artfakta i BILAGA 1. De påträffade naturvårdsarterna är ett tydligt kvitto på att det rör sig om en skog med höga naturvärden.</w:t>
+      </w:r>
+    </w:p>
+    <w:p>
+      <w:r>
+        <w:rPr>
+          <w:b/>
+        </w:rPr>
+        <w:t>Garnlav (VU)</w:t>
+      </w:r>
+      <w:r>
+        <w:t xml:space="preserve"> är en utpräglad barrskogsart som ibland kan drapera träden i norrländska grannaturskogar med hög luftfuktighet. Den förekommer även i talldominerade bestånd där den, förutom i trädens grenverk, påträffas hängande över ojämnheter i tallbarken. Arten har minskat starkt i södra och mellersta Sverige och den minskar även i sitt nordliga utbredningsområde. Minskningstakten uppgår till 30 (20–50) % inom 50 år och överstiger gränsvärdet för Sårbar (VU). Orsaken till tillbakagången beror främst på slutavverkningar av naturskogsartade skogar. Bestånd med riklig förekomst bör regelmässigt sparas, vilket även gynnar flera andra sällsynta och rödlistade arter. Garnlav är värdväxt för den mycket sällsynta och akut hotade fjärilen barrskogslavfly (CR) som hör hemma i boreala barrskogar med riklig förekomst av värdväxten. Tidigare kunde arten konstateras årligen på flera platser vid Dala-Floda i Dalarna innan lokalerna kalavverkades. Senaste fyndet i landet av barrskogslavfly är från år 2000 då den påträffades vid Högberget i Sollefteå kommun. Garnlav är typisk art för </w:t>
+      </w:r>
+      <w:r>
+        <w:rPr>
+          <w:i/>
+        </w:rPr>
+        <w:t xml:space="preserve">9010 Taiga </w:t>
+      </w:r>
+      <w:r>
+        <w:t>och</w:t>
+      </w:r>
+      <w:r>
+        <w:rPr>
+          <w:i/>
+        </w:rPr>
+        <w:t xml:space="preserve"> 9070 Trädklädd betesmark</w:t>
+      </w:r>
+      <w:r>
+        <w:t xml:space="preserve"> (SLU Artdatabanken, 2026).</w:t>
+      </w:r>
+    </w:p>
+    <w:p>
+      <w:r>
+        <w:rPr>
+          <w:b/>
+        </w:rPr>
+        <w:t>Gräddporing (VU)</w:t>
+      </w:r>
+      <w:r>
+        <w:t xml:space="preserve"> växer nästan enbart i urskogsartad barrskog på gamla, kraftigt murkna, grova och mossbelupna tallågor i något fuktiga och skuggiga lägen. Arten är placerad högst upp i Skogsstyrelsens värdepyramid för bedömning av skog med höga naturvärden och indikerar gamla och relativt orörda tallnaturskogar med höga naturvärden där det under låg tid kontinuerligt funnits inslag av grova tallågor. För att på sikt hejda artens vikande trend behöver merparten av gräddporingens nu kända växtplatser undantas från skogsbruk. Gräddporing är typisk art för </w:t>
+      </w:r>
+      <w:r>
+        <w:rPr>
+          <w:i/>
+        </w:rPr>
+        <w:t>9010 Taiga</w:t>
+      </w:r>
+      <w:r>
+        <w:t xml:space="preserve"> (SLU Artdatabanken, 2024; Nitare &amp; Skogsstyrelsen, 2019).</w:t>
+      </w:r>
+    </w:p>
+    <w:p>
+      <w:r>
+        <w:rPr>
+          <w:b/>
+        </w:rPr>
+        <w:t xml:space="preserve">Skrovlig taggsvamp (VU) </w:t>
+      </w:r>
+      <w:r>
+        <w:t>bildar mykorrhiza med tall i äldre tallskog, framför allt på tallhed. Den växer huvudsakligen i äldre barrskog som hotas av slutavverkning. Genom att äldre barrskogar och naturskogar blir allt sällsyntare, missgynnas arten av skogsbruk. Arten ingår i ett åtgärdsprogram för hotade arter (ÅGP) och en långsiktig tillgång till svampens värdträd behöver säkras genom att växtplatserna undantas från avverkning. Skrovlig taggsvamp är globalt rödlistad som nära hotad (NT) vilket innebär att Sverige har ett internationellt ansvar för arten (IUCN, 2025; SLU Artdatabanken, 2026; Nitare, 2006).</w:t>
       </w:r>
     </w:p>
     <w:p>
@@ -98,7 +172,36 @@
         <w:t xml:space="preserve">Blå taggsvamp (NT) </w:t>
       </w:r>
       <w:r>
-        <w:t>är en karaktärsart i såväl örtrika kalkbarrskogar som i torra sandtallskogar där det föreligger gammal skog med långvarig trädkontinuitet. Är sällsynt och mycket kravfull i södra och mellersta Sverige. Den hotas främst av skogsavverkning och tycks försvinna efter slutavverkning, markberedning och plantering. I kalkgranskogar verkar arten vara mycket känslig. Granskogar med arten bör formellt skydddas (SLU Artdatabanken, 2024; Nitare &amp; Skogsstyrelsen, 2019).</w:t>
+        <w:t xml:space="preserve">är en karaktärsart i såväl örtrika kalkbarrskogar som i torra sandtallskogar där det föreligger gammal skog med långvarig trädkontinuitet. Är sällsynt och mycket kravfull i södra och mellersta Sverige. Den hotas främst av skogsavverkning och tycks försvinna efter slutavverkning, markberedning och plantering. I kalkgranskogar verkar arten vara mycket känslig. Granskogar med arten bör formellt skydddas. Blå taggsvamp (NT) är typisk art för </w:t>
+      </w:r>
+      <w:r>
+        <w:rPr>
+          <w:i/>
+        </w:rPr>
+        <w:t>9010 Taiga</w:t>
+      </w:r>
+      <w:r>
+        <w:t xml:space="preserve"> (SLU Artdatabanken, 2024; Nitare &amp; Skogsstyrelsen, 2019).</w:t>
+      </w:r>
+    </w:p>
+    <w:p>
+      <w:r>
+        <w:rPr>
+          <w:b/>
+        </w:rPr>
+        <w:t>Dropptaggsvamp (NT)</w:t>
+      </w:r>
+      <w:r>
+        <w:t xml:space="preserve"> bildar mykorrhiza med tall, främst i barrskog med trädkontinuitet, i magra, torra och ljusöppna lavtallskogar och i barrblandskogar med friskmossor och lingon i fältskiktet. Den totala populationen i landet har minskat och bedöms fortsätta minska till följd av slutavverkningar av tallskog. Det är högst oklart om arten långsiktigt kan etablera och reproducera sig i skogsbestånd som brukas med trakthyggesmetoder, markberedning, gödsling eller föryngring med förädlat plantmaterial. Uppfyller kriterierna för att bli rödlistad på grund av ny kunskap som visar att en större andel av populationen än tidigare bedömt är knuten till kontinuitetsbarrskog. Minskningstakten för den svenska populationen bedöms vara nära gränsvärdet för Sårbar (VU). Dropptaggsvamp är typisk art för </w:t>
+      </w:r>
+      <w:r>
+        <w:rPr>
+          <w:i/>
+        </w:rPr>
+        <w:t xml:space="preserve">9010 Taiga </w:t>
+      </w:r>
+      <w:r>
+        <w:t>(SLU Artdatabanken, 2026).</w:t>
       </w:r>
     </w:p>
     <w:p>
@@ -109,29 +212,16 @@
         <w:t>Dvärgbägarlav (NT)</w:t>
       </w:r>
       <w:r>
-        <w:t xml:space="preserve"> förekommer över hela Sverige på gammal hård ved, huvudsakligen på tall men i södra Sverige även på ek. Veden utgörs framförallt av grova stubbar, lågor och grenar. Substratet har blivit sällsyntare och nybildning av substrat sker bara i begränsad omfattning. Arten hotas av att grova lågor blir allt sällsyntare i dagens kulturskogar samt att nybildningen av lämpliga substrat går mycket långsamt. En riklig tillgång på gamla tall- eller eklågor måste säkerställas på artens lokaler (SLU Artdatabanken, 2024; Nitare &amp; Skogsstyrelsen, 2019).</w:t>
-      </w:r>
-    </w:p>
-    <w:p>
+        <w:t xml:space="preserve"> förekommer över hela Sverige på gammal hård ved, huvudsakligen på tall men i södra Sverige även på ek. Veden utgörs framförallt av grova stubbar, lågor och grenar. Substratet har blivit sällsyntare och nybildning av substrat sker bara i begränsad omfattning. Arten hotas av att grova lågor blir allt sällsyntare i dagens kulturskogar samt att nybildningen av lämpliga substrat går mycket långsamt. En riklig tillgång på gamla tall- eller eklågor måste säkerställas på artens lokaler. Dvärgbägarlav är typisk art för </w:t>
+      </w:r>
       <w:r>
         <w:rPr>
-          <w:b/>
+          <w:i/>
         </w:rPr>
-        <w:t>Garnlav (NT)</w:t>
-      </w:r>
-      <w:r>
-        <w:t xml:space="preserve"> är en utpräglad barrskogsart som ibland kan drapera träden i norrländska grannaturskogar med hög luftfuktighet. Den förekommer även i talldominerade bestånd där den, förutom i trädens grenverk, påträffas hängande över ojämnheter i tallbarken. Arten har minskat starkt i södra och mellersta Sverige och den minskar även i sitt nordliga utbredningsområde. Orsaken till tillbakagången beror främst på slutavverkningar av naturskogsartade skogar. Bestånd med riklig förekomst bör regelmässigt sparas. Garnlav är värdväxt för den mycket sällsynta och akut hotade fjärilen barrskogslavfly (CR) som hör hemma i boreala barrskogar med riklig förekomst av värdväxten. Tidigare kunde arten konstateras årligen på flera platser vid Dala-Floda i Dalarna innan lokalerna kalavverkades. Senaste fyndet i landet av barrskogslavfly är från år 2000 då den påträffades vid Högberget i Sollefteå kommun (SLU Artdatabanken, 2024).</w:t>
-      </w:r>
-    </w:p>
-    <w:p>
-      <w:r>
-        <w:rPr>
-          <w:b/>
-        </w:rPr>
-        <w:t>Gräddporing (VU)</w:t>
-      </w:r>
-      <w:r>
-        <w:t xml:space="preserve"> växer nästan enbart i urskogsartad barrskog på gamla, kraftigt murkna, grova och mossbelupna tallågor i något fuktiga och skuggiga lägen. Arten är placerad högst upp i Skogsstyrelsens värdepyramid för bedömning av skog med höga naturvärden och indikerar gamla och relativt orörda tallnaturskogar med höga naturvärden där det under låg tid kontinuerligt funnits inslag av grova tallågor. För att på sikt hejda artens vikande trend behöver merparten av gräddporingens nu kända växtplatser undantas från skogsbruk (SLU Artdatabanken, 2024; Nitare &amp; Skogsstyrelsen, 2019).</w:t>
+        <w:t>9010 Taiga</w:t>
+      </w:r>
+      <w:r>
+        <w:t xml:space="preserve"> (SLU Artdatabanken, 2024; Nitare &amp; Skogsstyrelsen, 2019).</w:t>
       </w:r>
     </w:p>
     <w:p>
@@ -142,25 +232,141 @@
         <w:t>Lunglav (NT)</w:t>
       </w:r>
       <w:r>
-        <w:t xml:space="preserve"> är en av vårt lands främsta signalarter som överallt indikerar gamla lövträd, skogsbestånd med höga naturvärden och ekosystem med lång skoglig kontinuitet. Lokalt kan förekomsten vara mycket riklig men den hittas nästan enbart i gamla och ej slutavverkade skogar. Artens samtliga förekomster bör uppmärksammas från naturvårdssynpunkt, då många lokaler även hyser andra ovanliga och rödlistade arter. Rikliga förekomster bör skyddas med biotopskydd, frivilliga avsättningar eller reservat. Det finns ett antal sällsynta lavparasiter som växer på lunglav: lunglavsknapp (VU), skrovelmössing (DD), lunglavshårprick (DD), </w:t>
+        <w:t xml:space="preserve"> är en av vårt lands främsta signalarter som överallt indikerar gamla lövträd, skogsbestånd med höga naturvärden och ekosystem med långskoglig kontinuitet. Lokalt kan förekomsten vara mycket riklig men den hittas nästan enbart i gamla och ej slutavverkade skogar. Artens samtliga förekomster bör uppmärksammas från naturvårdssynpunkt, då många lokaler även hyser andra ovanliga och rödlistade arter. Rikliga förekomster bör skyddas med biotopskydd, frivilliga avsättningar eller reservat. På lunglav kan de sällsynta lavparasiterna lunglavshårprick (CR), </w:t>
       </w:r>
       <w:r>
         <w:rPr>
           <w:i/>
         </w:rPr>
-        <w:t>Calycina alstrupii</w:t>
-      </w:r>
-      <w:r>
-        <w:t xml:space="preserve"> (NA) och </w:t>
+        <w:t>Abrothallus diederichii</w:t>
+      </w:r>
+      <w:r>
+        <w:t xml:space="preserve"> (VU), </w:t>
       </w:r>
       <w:r>
         <w:rPr>
           <w:i/>
         </w:rPr>
-        <w:t>Chalara lobariae</w:t>
-      </w:r>
-      <w:r>
-        <w:t xml:space="preserve"> (NA) (SLU Artdatabanken, 2025; SLU Artdatabanken, 2024; Nitare &amp; Skogsstyrelsen, 2019).</w:t>
+        <w:t>Abrothallus lobariae</w:t>
+      </w:r>
+      <w:r>
+        <w:t xml:space="preserve"> (VU), </w:t>
+      </w:r>
+      <w:r>
+        <w:rPr>
+          <w:i/>
+        </w:rPr>
+        <w:t>Calycina lobariae</w:t>
+      </w:r>
+      <w:r>
+        <w:t xml:space="preserve"> (VU), lunglavsknapp (VU) och skrovelmössing (VU) påträffas. Lunglav är typisk art för </w:t>
+      </w:r>
+      <w:r>
+        <w:rPr>
+          <w:i/>
+        </w:rPr>
+        <w:t>9010 Taiga, 9020 Nordlig ädellövskog, 9110 Näringsfattig bokskog, 9130 Näringsrik bokskog, 9160 Näringsrik ekskog, 9180 Ädellövskog i branter, 9190 Näringsfattig ekskog, 9070 Trädklädd betesmark, 9040 Fjällbjörkskog</w:t>
+      </w:r>
+      <w:r>
+        <w:t xml:space="preserve"> och</w:t>
+      </w:r>
+      <w:r>
+        <w:rPr>
+          <w:i/>
+        </w:rPr>
+        <w:t xml:space="preserve"> 6530 Lövängar</w:t>
+      </w:r>
+      <w:r>
+        <w:t xml:space="preserve"> (SLU Artdatabanken, 2026; Nitare &amp; Skogsstyrelsen, 2019).</w:t>
+      </w:r>
+    </w:p>
+    <w:p>
+      <w:r>
+        <w:rPr>
+          <w:b/>
+        </w:rPr>
+        <w:t>Reliktbock (NT)</w:t>
+      </w:r>
+      <w:r>
+        <w:t xml:space="preserve"> är en skalbagge vars larvutveckling sker i tjock, solexponerad skorpbark på gamla, levande tallar. Ofta i träd som under längre tid stått fritt och öppet, t.ex. i kantzoner i odlingslandskap, längs stränder och åsar, men också i gles, gammal tallskog på mager mark. Arten är brandgynnad genom att omgivande småträd och buskar försvinner vid lågintensiva bränder samtidigt som gamla tallar överlever och förblir solexponerade. Minskningstakten för den svenska populationen bedöms vara nära gränsvärdet för Sårbar (VU) och i den europeiska rödlistan är reliktbock rödlistad som Sårbar (VU) vilket innebär att Sverige har ett internationellt ansvar för arten. Gamla tallskogar bör få ett långsiktigt skydd, och inte slutavverkas. Reliktbock är typisk art för </w:t>
+      </w:r>
+      <w:r>
+        <w:rPr>
+          <w:i/>
+        </w:rPr>
+        <w:t>9010 Taiga</w:t>
+      </w:r>
+      <w:r>
+        <w:t xml:space="preserve"> och</w:t>
+      </w:r>
+      <w:r>
+        <w:rPr>
+          <w:i/>
+        </w:rPr>
+        <w:t xml:space="preserve"> 9060 Åsbarrskog</w:t>
+      </w:r>
+      <w:r>
+        <w:t xml:space="preserve"> (SLU Artdatabanken, 2024; IUCN, 2016).</w:t>
+      </w:r>
+    </w:p>
+    <w:p>
+      <w:r>
+        <w:rPr>
+          <w:b/>
+        </w:rPr>
+        <w:t>Vedskivlav (NT)</w:t>
+      </w:r>
+      <w:r>
+        <w:t xml:space="preserve"> växer på gammal, torr, exponerad, hård kärnved av framförallt tall i naturskogsartade bestånd. Avverkning av tallskog av naturskogskaraktär med spår av återkommande bränder är ett hot. Mängden lämplig ved att växa på för vedskivlav minskar, dels på grund av naturlig nedbrytning men framförallt på grund av att de förstörs i samband med slutavverkningar, gallringar och markberedning. Tall- och blandbarrskogar av naturskogskaraktär med spår av återkommande bränder bör skyddas. Vedskivlav är typisk art för </w:t>
+      </w:r>
+      <w:r>
+        <w:rPr>
+          <w:i/>
+        </w:rPr>
+        <w:t>9010 Taiga</w:t>
+      </w:r>
+      <w:r>
+        <w:t xml:space="preserve"> (SLU Artdatabanken, 2024).</w:t>
+      </w:r>
+    </w:p>
+    <w:p>
+      <w:r>
+        <w:rPr>
+          <w:b/>
+        </w:rPr>
+        <w:t xml:space="preserve">Vedtrappmossa (NT) </w:t>
+      </w:r>
+      <w:r>
+        <w:t xml:space="preserve">växer på död ved, främst i gammal granskog. Den förekommer knappast alls i fjällnära barrskogar utan finns i skogslandskapet nedom fjällen och framför allt i landets södra delar är den en mycket bra signalart för barrnaturskog med höga naturvärden. Skogsavverkning och brist på grov död ved i skogen är de allvarligaste hoten och den överlever inte kalhyggesbruk. Lokaler med sluten granskog, tillräckligt stora för att säkerställa ett kontinuerligt tillskott på grova lågor, bör undantas från storskaligt skogsbruk. Vedtrappmossa är typisk art för </w:t>
+      </w:r>
+      <w:r>
+        <w:rPr>
+          <w:i/>
+        </w:rPr>
+        <w:t>9010 Taiga</w:t>
+      </w:r>
+      <w:r>
+        <w:t xml:space="preserve"> (SLU Artdatabanken, 2024).</w:t>
+      </w:r>
+    </w:p>
+    <w:p>
+      <w:r>
+        <w:rPr>
+          <w:b/>
+        </w:rPr>
+        <w:t>Violettgrå tagellav (NT)</w:t>
+      </w:r>
+      <w:r>
+        <w:t xml:space="preserve"> växer nästan uteslutande i gamla olikåldriga barrnaturskogar med lång skoglig kontinuitet och är en utmärkt signal på skog med höga naturvärden. Slutavverkning av tidigare aldrig slutavverkad skog (kontinuitetsskog) är det största hotet. Biotopen nyskapas i begränsad omfattning och barrskog äldre än 160 år, där den violettgrå tagellaven huvudsakligen påträffas har minskat med 50% de senaste 50 åren. Lågproduktiv skogsmark där laven förekommer bör undantas från skogsbruk och rika förekomster i äldre granskog bör skyddas. Arten är känslig för uttorkning och det är väsentligt att tillräckligt stora bestånd avsätts. Violettgrå tagellav är typisk art för </w:t>
+      </w:r>
+      <w:r>
+        <w:rPr>
+          <w:i/>
+        </w:rPr>
+        <w:t>9010 Taiga</w:t>
+      </w:r>
+      <w:r>
+        <w:t xml:space="preserve"> (SLU Artdatabanken, 2024; Nitare &amp; Skogsstyrelsen, 2019).</w:t>
       </w:r>
     </w:p>
     <w:p>
@@ -171,7 +377,25 @@
         <w:t xml:space="preserve">Mörk husmossa </w:t>
       </w:r>
       <w:r>
-        <w:t>är en mycket bra signalart i södra och mellersta Sverige. Den är sannolikt svårspridd och växer huvudsakligen i skog med lång skoglig kontinuitet i områden med konstant hög luftfuktighet. Den är känslig för större avverkningar, men tål plockhuggning som lämnar ett tätare trädskikt och ett obrutet, fukthållande mosstäcke på marken. Ett par studier har klart visat att artens tillväxt försämras när skogen huggs ner intill växtplatsen, och att ett kalhygges påverkan på mörk husmossa avtar både med avståndet från kalhygget och ju fuktigare växtplatsen är (SLU Artdatabanken, 2024; Nitare &amp; Skogsstyrelsen, 2019).</w:t>
+        <w:t xml:space="preserve">är en mycket bra signalart i södra och mellersta Sverige. Den är sannolikt svårspridd och växer huvudsakligen i skog med lång skoglig kontinuitet i områden med konstant hög luftfuktighet. Den är känslig för större avverkningar, men tål plockhuggning som lämnar ett tätare trädskikt och ett obrutet, fukthållande mosstäcke på marken. Ett par studier har klart visat att artens tillväxt försämras när skogen huggs ner intill växtplatsen, och att ett kalhygges påverkan på mörk husmossa avtar både med avståndet från kalhygget och ju fuktigare växtplatsen är. Mörk husmossa är typisk art för </w:t>
+      </w:r>
+      <w:r>
+        <w:rPr>
+          <w:i/>
+        </w:rPr>
+        <w:t xml:space="preserve">9010 Taiga, 9050 Näringsrik granskog, 9080 Lövsumpskog, 9750 Svämlövskog, 9020 Nordlig ädellövskog, 9160 Näringsrik ekskog </w:t>
+      </w:r>
+      <w:r>
+        <w:t>och</w:t>
+      </w:r>
+      <w:r>
+        <w:rPr>
+          <w:i/>
+        </w:rPr>
+        <w:t xml:space="preserve"> 9180 Ädellövskog i branter</w:t>
+      </w:r>
+      <w:r>
+        <w:t xml:space="preserve"> (SLU Artdatabanken, 2024; Nitare &amp; Skogsstyrelsen, 2019).</w:t>
       </w:r>
     </w:p>
     <w:p>
@@ -179,10 +403,28 @@
         <w:rPr>
           <w:b/>
         </w:rPr>
-        <w:t>Reliktbock (NT)</w:t>
-      </w:r>
-      <w:r>
-        <w:t xml:space="preserve"> är en skalbagge vars larvutveckling sker i tjock, solexponerad skorpbark på gamla, levande tallar. Ofta i träd som under längre tid stått fritt och öppet, t.ex. i kantzoner i odlingslandskap, längs stränder och åsar, men också i gles, gammal tallskog på mager mark. Arten är brandgynnad genom att omgivande småträd och buskar försvinner vid lågintensiva bränder samtidigt som gamla tallar överlever och förblir solexponerade. Minskningstakten för den svenska populationen bedöms vara nära gränsvärdet för Sårbar (VU) och i den europeiska rödlistan är reliktbock rödlistad som Sårbar (VU) vilket innebär att Sverige har ett internationellt ansvar för arten. Gamla tallskogar bör få ett långsiktigt skydd, och inte slutavverkas (SLU Artdatabanken, 2024; IUCN, 2016).</w:t>
+        <w:t xml:space="preserve">Norrlandslav </w:t>
+      </w:r>
+      <w:r>
+        <w:t xml:space="preserve">indikerar söder om den naturliga norrlandsgränsen barrskogsbeklädda bergbranter eller andra ostörda skogsmiljöer med höga naturvärden. Norrlandslav är typisk art för </w:t>
+      </w:r>
+      <w:r>
+        <w:rPr>
+          <w:i/>
+        </w:rPr>
+        <w:t xml:space="preserve">9010 Taiga, 8110 Silikatrasmarker </w:t>
+      </w:r>
+      <w:r>
+        <w:t>och</w:t>
+      </w:r>
+      <w:r>
+        <w:rPr>
+          <w:i/>
+        </w:rPr>
+        <w:t xml:space="preserve"> 8120 Kalkrasmarker </w:t>
+      </w:r>
+      <w:r>
+        <w:t>(Nitare &amp; Skogsstyrelsen, 2000; SLU Artdatabanken, 2025).</w:t>
       </w:r>
     </w:p>
     <w:p>
@@ -190,43 +432,91 @@
         <w:rPr>
           <w:b/>
         </w:rPr>
-        <w:t xml:space="preserve">Skrovlig taggsvamp (NT) </w:t>
-      </w:r>
-      <w:r>
-        <w:t>bildar mykorrhiza med tall i äldre tallskog, framför allt på tallhed. Den växer huvudsakligen i äldre barrskog som hotas av slutavverkning. Genom att äldre barrskogar och naturskogar blir allt sällsyntare, missgynnas arten av skogsbruk. Arten ingår i ett åtgärdsprogram för hotade arter (ÅGP) och en långsiktig tillgång till svampens värdträd behöver säkras genom att växtplatserna undantas från avverkning. Skrovlig taggsvamp är globalt rödlistad som nära hotad (NT) vilket innebär att Sverige har ett internationellt ansvar för arten (IUCN, 2025; SLU Artdatabanken, 2024; Nitare, 2006).</w:t>
+        <w:t xml:space="preserve">Vedticka </w:t>
+      </w:r>
+      <w:r>
+        <w:t xml:space="preserve">är en bra signalart söder om den naturliga norrlandsgränsen. Den är huvudsakligen knuten till äldre barrskogar där det föreligger långvarig kontinuitet av död barrved. Vedticka är typisk art för </w:t>
+      </w:r>
+      <w:r>
+        <w:rPr>
+          <w:i/>
+        </w:rPr>
+        <w:t xml:space="preserve">9010 Taiga </w:t>
+      </w:r>
+      <w:r>
+        <w:t>(Nitare &amp; Skogsstyrelsen, 2019; SLU Artdatabanken, 2025).</w:t>
       </w:r>
     </w:p>
     <w:p>
+      <w:pPr>
+        <w:pStyle w:val="Heading1"/>
+      </w:pPr>
+      <w:r>
+        <w:t>Typiska arter och EU:s art- och habitatdirektiv</w:t>
+      </w:r>
+    </w:p>
+    <w:p>
+      <w:r>
+        <w:t>Typiska arter används för att lokalisera områden med gynnsam bevarandestatus för de naturtyper som är listade i EU:s art- och habitatdirektiv. Ett exempel är Västlig taiga (EU-kod 9010) som saknar gynnsam bevarandestatus och minskar starkt som naturtyp i Sverige. Naturvårdsverket skriver i sin vägledning för Västlig taiga att dylika miljöer förutsätter normalt att skogarna skyddas långsiktigt, eftersom skogsbruk inte är förenligt med bevarande av naturtypen i gynnsamt tillstånd (Naturvårdsverket, 2011).</w:t>
+      </w:r>
+    </w:p>
+    <w:p>
+      <w:r>
+        <w:t>Följande typiska arter har sina livsmiljöer och växtplatser i den avverkningsanmälda skogen: garnlav (VU, T), gräddporing (VU, T), blå taggsvamp (NT, T), dropptaggsvamp (NT, T), dvärgbägarlav (NT, T), lunglav (NT, T), reliktbock (NT, T), vedskivlav (NT, T), vedtrappmossa (NT, T), violettgrå tagellav (NT, T), mörk husmossa (S, T), norrlandslav (S, T) och vedticka (S, T).</w:t>
+      </w:r>
+    </w:p>
+    <w:p>
+      <w:r>
+        <w:t>Enligt Sveriges Artikel 17 rapportering 2013 och 2019 till EU, har naturtypen Västlig taiga (9010) dålig bevarandestatus med negativ trend inom Sveriges boreala region. Skogsbruksåtgärder som avverkning, röjning och gallring pekas ut som några av de främst bidragande orsakerna till naturtypens dåliga status och negativa trend (SLU Artdatabanken, 2019). I EU:s uppföljning av tillståndet för naturtyperna i Skandinavien 2013 – 2018 framgår det att i den boreala regionen är tillståndet så dåligt för Västlig taiga (9010) att habitatet löper allvarlig risk att försvinna regionalt (EEA, 2022). Det allvarliga läget för den biologiska mångfalden i skogen framhålls även i Skogsstyren rapport 2026/07:</w:t>
+      </w:r>
+    </w:p>
+    <w:p>
+      <w:r>
+        <w:rPr>
+          <w:i/>
+        </w:rPr>
+        <w:t>"All avverkning av kända skogliga värdekärnor och sannolika kontinuitetsskogar behöver upphöra för att fylla bristen om 1,56 miljoner hektar bevarad livsmiljötyp. På grund av begränsade kvarvarande arealer av värdekärnor, naturskogar och kontinuitetsskogar leder fortsatt förlust av dessa till en påtaglig risk för långsiktigt negativa effekter för biologisk mångfald i skogslandskapet. Att de återstående arealerna bevaras och ges ett långsiktigt skydd bedöms därför vara av avgörande betydelse."</w:t>
+      </w:r>
+      <w:r>
+        <w:t xml:space="preserve"> (Skogsstyrelsen, 2026).</w:t>
+      </w:r>
+    </w:p>
+    <w:p>
+      <w:r>
+        <w:t>Trots detta har statusen för Västlig taiga ändrats till otillräcklig i stället för dålig i den senaste Artikel 17 rapporteringen 2025. Av Naturvårdsverkets rapport framgår det dock att de ändrade statusbedömningarna jämfört med rapporteringen 2019 inte beror på faktiska miljöförändringar. Ändringarna är av teknisk karaktär och främst en följd av resultaten från genomförda regeringsuppdrag och beslut inför rapporteringen 2025. Det är alltså politisk styrning i stället för faktiska förhållanden i naturen som ändrat på naturtypernas status i rapporteringen, vilket rimmar dåligt med såväl art- och habitatdirektivets syften och mål som med naturrestaureringsförordningen. I praktiken har dock Sveriges nya sätt att rapportera bevarandestatus till EU inte någon betydelse eftersom Naturvårdsverkets rapportering 2025 visar att Västlig taiga</w:t>
+      </w:r>
       <w:r>
         <w:rPr>
           <w:b/>
         </w:rPr>
-        <w:t>Vedskivlav (NT)</w:t>
-      </w:r>
-      <w:r>
-        <w:t xml:space="preserve"> växer på gammal, torr, exponerad, hård kärnved av framförallt tall i naturskogsartade bestånd. Avverkning av tallskog av naturskogskaraktär med spår av återkommande bränder är ett hot. Mängden lämplig ved att växa på för vedskivlav minskar, dels på grund av naturlig nedbrytning men framförallt på grund av att de förstörs i samband med slutavverkningar, gallringar och markberedning. Tall- och blandbarrskogar av naturskogskaraktär med spår av återkommande bränder bör skyddas (SLU Artdatabanken, 2024).</w:t>
+        <w:t xml:space="preserve"> </w:t>
+      </w:r>
+      <w:r>
+        <w:t>inte har gynnsam bevarandestatus.</w:t>
       </w:r>
     </w:p>
     <w:p>
+      <w:r>
+        <w:t>Åtgärder som vidtas i enlighet med art- och habitatdirektivet ska enligt Artikel 2 syfta till att bibehålla eller återställa en gynnsam bevarandestatus hos livsmiljöer samt arter och vilda djur och växter av gemenskapsintresse. Enligt prejudikat från EU-domstolen ska en skogsbruksverksamhet utföras på ett sådant sätt som utgör ett förebyggande och hållbart skogsbruk för att betraktas som förenlig med bevarandekraven i direktivet (se EU-domstolens dom i de förenade målen C 473-19 och C 474-19).</w:t>
+      </w:r>
+    </w:p>
+    <w:p>
+      <w:r>
+        <w:t xml:space="preserve">Av artikel 1.e samma direktiv framgår att en livsmiljös bevarandestatus anses " gynnsam" när — dess naturliga utbredningsområde och de ytor den täcker inom detta område är stabila eller ökande, och — den särskilda struktur och de särskilda funktioner som är nödvändiga för att den skall kunna bibehållas på lång sikt finns, och sannolikt kommer att finnas under en överskådlig framtid, och — bevarandestatusen hos dess </w:t>
+      </w:r>
       <w:r>
         <w:rPr>
           <w:b/>
         </w:rPr>
-        <w:t xml:space="preserve">Vedtrappmossa (NT) </w:t>
-      </w:r>
-      <w:r>
-        <w:t>växer på död ved, främst i gammal granskog. Den förekommer knappast alls i fjällnära barrskogar utan finns i skogslandskapet nedom fjällen och framför allt i landets södra delar är den en mycket bra signalart för barrnaturskog med höga naturvärden. Skogsavverkning och brist på grov död ved i skogen är de allvarligaste hoten och den överlever inte kalhyggesbruk. Lokaler med sluten granskog, tillräckligt stora för att säkerställa ett kontinuerligt tillskott på grova lågor, bör undantas från storskaligt skogsbruk (SLU Artdatabanken, 2024).</w:t>
+        <w:t>typiska arter</w:t>
+      </w:r>
+      <w:r>
+        <w:t xml:space="preserve"> är gynnsam enligt definitionen i artikel 1.i.</w:t>
       </w:r>
     </w:p>
     <w:p>
       <w:r>
-        <w:rPr>
-          <w:b/>
-        </w:rPr>
-        <w:t>Violettgrå tagellav (NT)</w:t>
-      </w:r>
-      <w:r>
-        <w:t xml:space="preserve"> växer nästan uteslutande i gamla olikåldriga barrnaturskogar med lång skoglig kontinuitet och är en utmärkt signal på skog med höga naturvärden. Slutavverkning av tidigare aldrig slutavverkad skog (kontinuitetsskog) är det största hotet. Biotopen nyskapas i begränsad omfattning och barrskog äldre än 160 år, där den violettgrå tagellaven huvudsakligen påträffas har minskat med 50% de senaste 50 åren. Lågproduktiv skogsmark där laven förekommer bör undantas från skogsbruk och rika förekomster i äldre granskog bör skyddas. Arten är känslig för uttorkning och det är väsentligt att tillräckligt stora bestånd avsätts (SLU Artdatabanken, 2024; Nitare &amp; Skogsstyrelsen, 2019).</w:t>
+        <w:t>EU-direktiv är bindande för EU:s medlemsländer varvid det ankommer på Skogsstyrelsen som nationell tillsynsmyndighet att beakta syftet med EU:s art- och habitatdirektiv vid prövningen av en skogsbruksverksamhet, se Rådets direktiv 92/43/EEG. Se ytterligare information om EU:s livsmiljödirektiv i bilaga 2.</w:t>
       </w:r>
     </w:p>
     <w:p>
@@ -252,57 +542,57 @@
     </w:p>
     <w:p>
       <w:r>
-        <w:t>Lunglav (NT) är en av vårt lands främsta signalarter som överallt indikerar gamla lövträd, skogsbestånd med höga naturvärden och ekosystem med lång skoglig kontinuitet. Lokalt kan förekomsten vara mycket riklig men den hittas nästan enbart i gamla och ej slutavverkade skogar. Artens samtliga förekomster bör uppmärksammas från naturvårdssynpunkt, då många lokaler även hyser andra ovanliga och rödlistade arter. Rikliga förekomster bör skyddas med biotopskydd, frivilliga avsättningar eller reservat (SLU Artdatabanken, 2024; Nitare &amp; Skogsstyrelsen, 2019).</w:t>
-      </w:r>
-    </w:p>
-    <w:p>
-      <w:r>
-        <w:t xml:space="preserve">På lunglav kan man sällsynt finna små svarta skivlika bildningar som liknar apothecier men som är en parasitisk svamp, Lunglavsknapp </w:t>
+        <w:t xml:space="preserve">Lunglav (NT) är en av vårt lands främsta signalarter som överallt indikerar gamla lövträd, skogsbestånd med höga naturvärden och ekosystem med lång skoglig kontinuitet. Lokalt kan förekomsten vara mycket riklig men den hittas nästan enbart i gamla och ej slutavverkade skogar. Artens samtliga förekomster bör uppmärksammas från naturvårdssynpunkt, då många lokaler även hyser andra ovanliga och rödlistade arter, däribland de sällsynta lavparasiterna lunglavshårprick (CR), </w:t>
       </w:r>
       <w:r>
         <w:rPr>
           <w:i/>
         </w:rPr>
-        <w:t>Plectocarpon lichenum</w:t>
-      </w:r>
-      <w:r>
-        <w:t xml:space="preserve"> (VU). Det finns ytterligare ett antal parasiter vilka bara förekommer på lunglav: Skrovelmössing </w:t>
+        <w:t>Abrothallus diederichii</w:t>
+      </w:r>
+      <w:r>
+        <w:t xml:space="preserve"> (VU), </w:t>
       </w:r>
       <w:r>
         <w:rPr>
           <w:i/>
         </w:rPr>
-        <w:t>Dactylospora lobariella</w:t>
-      </w:r>
-      <w:r>
-        <w:t xml:space="preserve"> (rödlistad som Kunskapsbrist DD) och Lunglavshårprick </w:t>
+        <w:t>Abrothallus lobariae</w:t>
+      </w:r>
+      <w:r>
+        <w:t xml:space="preserve"> (VU), </w:t>
       </w:r>
       <w:r>
         <w:rPr>
           <w:i/>
         </w:rPr>
-        <w:t>Niesslia lobariae</w:t>
-      </w:r>
-      <w:r>
-        <w:t xml:space="preserve"> (rödlistad som Kunskapsbrist DD). Skrovelmössing (DD) har små svarta apothecier och bruna, 1-septerade sporer och Lunglavshårprick (DD) har brunhåriga perithecier och färglösa, 1-septerade sporer. Nyligen har ytterligare två lavparasiter påträffats i Sverige som växer på lunglav: </w:t>
+        <w:t>Calycina lobariae</w:t>
+      </w:r>
+      <w:r>
+        <w:t xml:space="preserve"> (VU), lunglavsknapp (VU) och skrovelmössing (VU), som växer på lunglav. Rikliga förekomster med lunglav bör skyddas med biotopskydd, frivilliga avsättningar eller reservat (SLU Artdatabanken, 2026; Nitare &amp; Skogsstyrelsen, 2019).</w:t>
+      </w:r>
+    </w:p>
+    <w:p>
+      <w:r>
+        <w:t xml:space="preserve">Lunglav är typisk art för </w:t>
       </w:r>
       <w:r>
         <w:rPr>
           <w:i/>
         </w:rPr>
-        <w:t>Calycina alstrupii</w:t>
-      </w:r>
-      <w:r>
-        <w:t xml:space="preserve"> (NA) och </w:t>
+        <w:t>9010 Taiga, 9020 Nordlig ädellövskog, 9110 Näringsfattig bokskog, 9130 Näringsrik bokskog, 9160 Näringsrik ekskog, 9180 Ädellövskog i branter, 9190 Näringsfattig ekskog, 9070 Trädklädd betesmark, 9040 Fjällbjörkskog</w:t>
+      </w:r>
+      <w:r>
+        <w:t xml:space="preserve"> och</w:t>
       </w:r>
       <w:r>
         <w:rPr>
           <w:i/>
         </w:rPr>
-        <w:t>Chalara lobariae</w:t>
-      </w:r>
-      <w:r>
-        <w:t xml:space="preserve"> (NA) (SLU Artdatabanken, 2025; SLU Artdatabanken, 2024; Nitare &amp; Skogsstyrelsen, 2019).</w:t>
+        <w:t xml:space="preserve"> 6530 Lövängar</w:t>
+      </w:r>
+      <w:r>
+        <w:t xml:space="preserve"> (SLU Artdatabanken, 2026).</w:t>
       </w:r>
     </w:p>
     <w:p>
@@ -329,7 +619,7 @@
     </w:p>
     <w:p>
       <w:r>
-        <w:t xml:space="preserve">SLU Artdatabanken, 2024. </w:t>
+        <w:t xml:space="preserve">SLU Artdatabanken, 2026. </w:t>
       </w:r>
       <w:r>
         <w:rPr>
@@ -343,16 +633,250 @@
     </w:p>
     <w:p>
       <w:r>
-        <w:t xml:space="preserve">SLU Artdatabanken, 2025. </w:t>
-      </w:r>
+        <w:br w:type="page"/>
+      </w:r>
+    </w:p>
+    <w:p>
+      <w:pPr>
+        <w:pStyle w:val="Title"/>
+      </w:pPr>
+      <w:r>
+        <w:t>BILAGA 2 – EU:s art- och habitatdirektiv, fågeldirektiv och naturrestaureringsförordning</w:t>
+      </w:r>
+    </w:p>
+    <w:p>
+      <w:pPr>
+        <w:pStyle w:val="Heading2"/>
+      </w:pPr>
+      <w:r>
+        <w:t>Förenlighet med EU-direktiv</w:t>
+      </w:r>
+    </w:p>
+    <w:p>
+      <w:r>
+        <w:t>EU-direktiv är bindande för EU:s medlemsländer varvid det ankommer på Skogsstyrelsen som nationell tillsynsmyndighet att beakta syftet med EU:s art- och habitatdirektiv respektive fågeldirektiv vid prövningen av en skogsbruksverksamhet, se Rådets direktiv 92/43/EEG samt 2009/147/EG. Nationella regler som omfattas av ett EU-direktiv ska enligt fast rättspraxis tolkas i enlighet med direktivet, vilket medför en skyldighet för myndigheten att tolka bestämmelser i nationell rätt i ljuset av direktivets ordalydelse, sammanhang och de mål som eftersträvas med direktivet (se EU-domstolens dom i mål C 477/19).</w:t>
+      </w:r>
+    </w:p>
+    <w:p>
+      <w:r>
+        <w:t>EU:s medlemsstater åläggs i Artikel 3 i fågeldirektivet generella skyldigheter avseende skydd, bevarande och återställande av tillräckligt stora och varierande livsmiljöer för de fågelarter som omfattas av direktivet. Medlemsstaterna ska vidta de åtgärder som är nödvändiga för att bibehålla populationen av fågelarterna på en nivå som svarar särskilt mot ekologiska, vetenskapliga och kulturella behov, eller återupprätta populationen av dessa arter till en sådan nivå (se Europaparlamentets och rådets direktiv 2009/147/EG).</w:t>
+      </w:r>
+    </w:p>
+    <w:p>
+      <w:r>
+        <w:t>Åtgärder som vidtas i enlighet med art- och habitatdirektivet (92/43/EEG) ska enligt Artikel 2 syfta till att bibehålla eller återställa en gynnsam bevarandestatus hos livsmiljöer samt arter och vilda djur och växter av gemenskapsintresse. Enligt prejudikat från EU-domstolen ska en skogsbruksverksamhet utföras på ett sådant sätt som utgör ett förebyggande och hållbart skogsbruk för att betraktas som förenlig med bevarandekraven i direktivet (se EU-domstolens dom i de förenade målen C 473-19 och C 474-19).</w:t>
+      </w:r>
+    </w:p>
+    <w:p>
+      <w:r>
+        <w:t xml:space="preserve">Av artikel 1.e samma direktiv framgår att en livsmiljös bevarandestatus anses " gynnsam" när — dess naturliga utbredningsområde och de ytor den täcker inom detta område är stabila eller ökande, och — den särskilda struktur och de särskilda funktioner som är nödvändiga för att den skall kunna bibehållas på lång sikt finns, och sannolikt kommer att finnas under en överskådlig framtid, och — bevarandestatusen hos dess </w:t>
+      </w:r>
+      <w:r>
+        <w:rPr>
+          <w:b/>
+        </w:rPr>
+        <w:t>typiska arter</w:t>
+      </w:r>
+      <w:r>
+        <w:t xml:space="preserve"> är gynnsam enligt definitionen i artikel 1.i. Typiska arter används för att lokalisera områden med gynnsam bevarandestatus för de naturtyper som ingår i EU:s art- och habitatdirektiv.</w:t>
+      </w:r>
+    </w:p>
+    <w:p>
+      <w:r>
+        <w:t>Västlig taiga (EU-kod 9010) saknar gynnsam bevarandestatus och minskar starkt som naturtyp i Sverige. Naturvårdsverket skriver i sin vägledning för västlig taiga att dylika miljöer förutsätter normalt att skogarna skyddas långsiktigt, eftersom skogsbruk inte är förenligt med bevarande av naturtypen i gynnsamt tillstånd (Naturvårdsverket, 2011). Enligt Sveriges Artikel 17 rapportering 2013 och 2019 till EU, har naturtypen Västlig taiga (9010) dålig bevarandestatus med negativ trend inom Sveriges boreala region. Skogsbruksåtgärder som avverkning, röjning och gallring pekas ut som några av de främst bidragande orsakerna till naturtypens dåliga status och negativa trend (SLU Artdatabanken, 2019). I EU:s uppföljning av tillståndet för naturtyperna i Skandinavien 2013 – 2018 framgår det att i den boreala regionen är tillståndet så dåligt för Västlig taiga (9010) att habitatet löper allvarlig risk att försvinna regionalt (EEA, 2022). Det allvarliga läget för den biologiska mångfalden i skogen framhålls även i Skogsstyren rapport 2026/07:</w:t>
+      </w:r>
+    </w:p>
+    <w:p>
       <w:r>
         <w:rPr>
           <w:i/>
         </w:rPr>
-        <w:t xml:space="preserve">Över 20 nya lavparasiter för Sverige. </w:t>
-      </w:r>
-      <w:r>
-        <w:t>https://www.slu.se/artdatabanken/arter-och-natur/artiklar/over-20-nya-lavparasiter-for-sverige/</w:t>
+        <w:t>"All avverkning av kända skogliga värdekärnor och sannolika kontinuitetsskogar behöver upphöra för att fylla bristen om 1,56 miljoner hektar bevarad livsmiljötyp. På grund av begränsade kvarvarande arealer av värdekärnor, naturskogar och kontinuitetsskogar leder fortsatt förlust av dessa till en påtaglig risk för långsiktigt negativa effekter för biologisk mångfald i skogslandskapet. Att de återstående arealerna bevaras och ges ett långsiktigt skydd bedöms därför vara av avgörande betydelse."</w:t>
+      </w:r>
+      <w:r>
+        <w:t xml:space="preserve"> (Skogsstyrelsen, 2026).</w:t>
+      </w:r>
+    </w:p>
+    <w:p>
+      <w:pPr>
+        <w:pStyle w:val="Caption"/>
+      </w:pPr>
+      <w:r>
+        <w:drawing>
+          <wp:inline xmlns:a="http://schemas.openxmlformats.org/drawingml/2006/main" xmlns:pic="http://schemas.openxmlformats.org/drawingml/2006/picture">
+            <wp:extent cx="5486400" cy="2905862"/>
+            <wp:docPr id="2" name="Picture 2"/>
+            <wp:cNvGraphicFramePr>
+              <a:graphicFrameLocks noChangeAspect="1"/>
+            </wp:cNvGraphicFramePr>
+            <a:graphic>
+              <a:graphicData uri="http://schemas.openxmlformats.org/drawingml/2006/picture">
+                <pic:pic>
+                  <pic:nvPicPr>
+                    <pic:cNvPr id="0" name="uppföljning av västlig taiga.jpeg"/>
+                    <pic:cNvPicPr/>
+                  </pic:nvPicPr>
+                  <pic:blipFill>
+                    <a:blip r:embed="rId17"/>
+                    <a:stretch>
+                      <a:fillRect/>
+                    </a:stretch>
+                  </pic:blipFill>
+                  <pic:spPr>
+                    <a:xfrm>
+                      <a:off x="0" y="0"/>
+                      <a:ext cx="5486400" cy="2905862"/>
+                    </a:xfrm>
+                    <a:prstGeom prst="rect"/>
+                  </pic:spPr>
+                </pic:pic>
+              </a:graphicData>
+            </a:graphic>
+          </wp:inline>
+        </w:drawing>
+      </w:r>
+    </w:p>
+    <w:p>
+      <w:pPr>
+        <w:pStyle w:val="Caption"/>
+      </w:pPr>
+      <w:r>
+        <w:t>EU:s uppföljning av tillståndet för naturtypen Västlig taiga 9010 i Skandinavien 2013 - 2018. Av kartan framgår det att i den boreala regionen är tillståndet så dåligt (röd färg) att habitatet löper allvarlig risk att försvinna regionalt. Källa: European Environment Agency. https:// eunis.eea.europoa.eu/habitats/10176.</w:t>
+      </w:r>
+    </w:p>
+    <w:p>
+      <w:r>
+        <w:t>Trots det allvarliga läget har statusen för Västlig taiga ändrats till otillräcklig i stället för dålig i den senaste Artikel 17 rapporteringen 2025. Av Naturvårdsverkets rapport framgår det dock att de ändrade statusbedömningarna jämfört med rapporteringen 2019 inte beror på faktiska miljöförändringar. Ändringarna är av teknisk karaktär och främst en följd av resultaten från genomförda regeringsuppdrag och beslut inför rapporteringen 2025. Det är alltså politisk styrning i stället för faktiska förhållanden i naturen som ändrat på naturtypernas status i rapporteringen, vilket rimmar dåligt med såväl art- och habitatdirektivets syften och mål som med naturrestaureringsförordningen. I praktiken har dock Sveriges nya sätt att rapportera bevarandestatus till EU inte någon betydelse eftersom Naturvårdsverkets rapportering 2025 visar att Västlig taiga inte har gynnsam bevarandestatus.</w:t>
+      </w:r>
+    </w:p>
+    <w:p>
+      <w:pPr>
+        <w:pStyle w:val="Heading2"/>
+      </w:pPr>
+      <w:r>
+        <w:t>EU:s naturrestaureringsförordning</w:t>
+      </w:r>
+    </w:p>
+    <w:p>
+      <w:r>
+        <w:t>Enligt EU:s naturrestaureringsförordning (EU 2024/1991) ska minst 20 % av landområden och minst 20 % av havsarealen vara restaurerad senast 2030, samt alla ekosystem som är i behov av restaurering senast 2050. Det framgår också av förordningen att det är viktigt att livsmiljötyperna inte försämras innan eller efter att restaureringar genomförts, se exempelvis punkt 37 förordningen.</w:t>
+      </w:r>
+    </w:p>
+    <w:p>
+      <w:r>
+        <w:t>”</w:t>
+      </w:r>
+      <w:r>
+        <w:rPr>
+          <w:i/>
+        </w:rPr>
+        <w:t>Det är viktigt att medlemsstaterna vidtar åtgärder som syftar till att säkerställa att tillståndet för områden som täcks av livsmiljötyper som omfattas av denna förordning och som omfattas av restaureringsåtgärder uppvisar en kontinuerlig förbättring till dess att de uppnår ett gott tillstånd, och att medlemsstaterna vidtar åtgärder som syftar till att säkerställa att dessa livsmiljötyper, när de har uppnått ett gott tillstånd, inte försämras avsevärt, så att det långsiktiga bibehållandet eller uppnåendet av gott tillstånd inte äventyras. (..) Det är också viktigt att medlemsstaterna anstränger sig för att förhindra avsevärd försämring av områden som täcks av sådana livsmiljötyper som antingen redan är i gott skick eller som inte är i gott skick men ännu inte omfattas av restaureringsåtgärder.”</w:t>
+      </w:r>
+    </w:p>
+    <w:p>
+      <w:r>
+        <w:rPr>
+          <w:b/>
+          <w:i/>
+        </w:rPr>
+        <w:t>Artikel 4(12):</w:t>
+      </w:r>
+    </w:p>
+    <w:p>
+      <w:r>
+        <w:rPr>
+          <w:i/>
+        </w:rPr>
+        <w:t>Utan att det påverkar tillämpningen av direktiv 92/43/EEG ska medlemsstaterna, senast den dag då deras nationella restaureringsplaner offentliggörs i enlighet med artikel 17.6 i denna förordning, eftersträva att genomföra de åtgärder som krävs för att förhindra avsevärd försämring av områden där de livsmiljötyper som förtecknas i bilaga I till denna förordning förekommer och som är i gott tillstånd eller som krävs för att uppnå de restaureringsmål som anges i punkt 17 i den här artikeln.</w:t>
+      </w:r>
+    </w:p>
+    <w:p>
+      <w:r>
+        <w:rPr>
+          <w:b/>
+          <w:i/>
+        </w:rPr>
+        <w:t>Artikel 4 (17).   Medlemsstaterna ska säkerställa</w:t>
+      </w:r>
+    </w:p>
+    <w:p>
+      <w:r>
+        <w:rPr>
+          <w:i/>
+        </w:rPr>
+        <w:t>a) en ökning av arealen i gott tillstånd för de livsmiljötyper som förtecknas i bilaga I till dess att minst 90 % är i gott tillstånd och till dess att den gynnsamma referensarealen för varje livsmiljötyp i varje biogeografisk region inom den berörda medlemsstaten har uppnåtts.</w:t>
+      </w:r>
+    </w:p>
+    <w:p>
+      <w:r>
+        <w:t>Referenser</w:t>
+      </w:r>
+    </w:p>
+    <w:p>
+      <w:r>
+        <w:t xml:space="preserve">EEA European Environment Agency, 2022. </w:t>
+      </w:r>
+      <w:r>
+        <w:rPr>
+          <w:i/>
+        </w:rPr>
+        <w:t xml:space="preserve">Western taiga – Conservation status 2013-2018. </w:t>
+      </w:r>
+      <w:r>
+        <w:t>https:// eunis.eea.europoa.eu/habitats/10176.</w:t>
+      </w:r>
+    </w:p>
+    <w:p>
+      <w:r>
+        <w:t>EU-domstolens dom av den 2 juli 2020 i målet C 477/19 (Europeisk hamster) p. 23.</w:t>
+      </w:r>
+    </w:p>
+    <w:p>
+      <w:r>
+        <w:t>EU-domstolens dom av den 4 mars 2021 i de förenade målen C 473-19 och C 474-19 (Skydda skogen) p. 70 och 76.</w:t>
+      </w:r>
+    </w:p>
+    <w:p>
+      <w:r>
+        <w:t>Europaparlamentets och rådets direktiv 2009/147/EG av den 30 november 2009 om bevarande av vilda fåglar.</w:t>
+      </w:r>
+    </w:p>
+    <w:p>
+      <w:r>
+        <w:t>EUROPAPARLAMENTETS OCH RÅDETS FÖRORDNING (EU) 2024/1991 av den 24 juni 2024 om restaurering av natur och om ändring av förordning (EU) 2022/869.</w:t>
+      </w:r>
+    </w:p>
+    <w:p>
+      <w:r>
+        <w:t>Rådets direktiv 92/43/EEG av den 21 mj 1992 om bevarande av livsmiljöer samt vilda djur och växter.</w:t>
+      </w:r>
+    </w:p>
+    <w:p>
+      <w:r>
+        <w:t xml:space="preserve">Skogsstyrelsen, 2026. </w:t>
+      </w:r>
+      <w:r>
+        <w:rPr>
+          <w:i/>
+        </w:rPr>
+        <w:t>Biologisk mångfald i skogen.</w:t>
+      </w:r>
+      <w:r>
+        <w:t xml:space="preserve"> Rapport 2026/07.</w:t>
+      </w:r>
+    </w:p>
+    <w:p>
+      <w:r>
+        <w:t xml:space="preserve">SLU Artdatabanken, 2019. </w:t>
+      </w:r>
+      <w:r>
+        <w:rPr>
+          <w:i/>
+        </w:rPr>
+        <w:t>Sveriges arter och naturtyper i EU:s art- och habitatdirektiv.</w:t>
+      </w:r>
+      <w:r>
+        <w:t xml:space="preserve"> Resultat från rapportering 2019 till EU av bevarandestatus 2013-2018.</w:t>
       </w:r>
     </w:p>
     <w:sectPr>
@@ -373,7 +897,7 @@
 </file>
 
 <file path=word/endnotes.xml><?xml version="1.0" encoding="utf-8"?>
-<w:endnotes xmlns:wpc="http://schemas.microsoft.com/office/word/2010/wordprocessingCanvas" xmlns:cx="http://schemas.microsoft.com/office/drawing/2014/chartex" xmlns:cx1="http://schemas.microsoft.com/office/drawing/2015/9/8/chartex" xmlns:cx2="http://schemas.microsoft.com/office/drawing/2015/10/21/chartex" xmlns:cx3="http://schemas.microsoft.com/office/drawing/2016/5/9/chartex" xmlns:cx4="http://schemas.microsoft.com/office/drawing/2016/5/10/chartex" xmlns:cx5="http://schemas.microsoft.com/office/drawing/2016/5/11/chartex" xmlns:cx6="http://schemas.microsoft.com/office/drawing/2016/5/12/chartex" xmlns:cx7="http://schemas.microsoft.com/office/drawing/2016/5/13/chartex" xmlns:cx8="http://schemas.microsoft.com/office/drawing/2016/5/14/chartex" xmlns:mc="http://schemas.openxmlformats.org/markup-compatibility/2006" xmlns:aink="http://schemas.microsoft.com/office/drawing/2016/ink" xmlns:am3d="http://schemas.microsoft.com/office/drawing/2017/model3d" xmlns:o="urn:schemas-microsoft-com:office:office" xmlns:oel="http://schemas.microsoft.com/office/2019/extlst" xmlns:r="http://schemas.openxmlformats.org/officeDocument/2006/relationships" xmlns:m="http://schemas.openxmlformats.org/officeDocument/2006/math" xmlns:v="urn:schemas-microsoft-com:vml" xmlns:wp14="http://schemas.microsoft.com/office/word/2010/wordprocessingDrawing" xmlns:wp="http://schemas.openxmlformats.org/drawingml/2006/wordprocessingDrawing" xmlns:w10="urn:schemas-microsoft-com:office:word" xmlns:w="http://schemas.openxmlformats.org/wordprocessingml/2006/main" xmlns:w14="http://schemas.microsoft.com/office/word/2010/wordml" xmlns:w15="http://schemas.microsoft.com/office/word/2012/wordml" xmlns:w16cex="http://schemas.microsoft.com/office/word/2018/wordml/cex" xmlns:w16cid="http://schemas.microsoft.com/office/word/2016/wordml/cid" xmlns:w16="http://schemas.microsoft.com/office/word/2018/wordml" xmlns:w16sdtdh="http://schemas.microsoft.com/office/word/2020/wordml/sdtdatahash" xmlns:w16se="http://schemas.microsoft.com/office/word/2015/wordml/symex" xmlns:wpg="http://schemas.microsoft.com/office/word/2010/wordprocessingGroup" xmlns:wpi="http://schemas.microsoft.com/office/word/2010/wordprocessingInk" xmlns:wne="http://schemas.microsoft.com/office/word/2006/wordml" xmlns:wps="http://schemas.microsoft.com/office/word/2010/wordprocessingShape" mc:Ignorable="w14 w15 w16se w16cid w16 w16cex w16sdtdh wp14">
+<w:endnotes xmlns:wpc="http://schemas.microsoft.com/office/word/2010/wordprocessingCanvas" xmlns:cx="http://schemas.microsoft.com/office/drawing/2014/chartex" xmlns:cx1="http://schemas.microsoft.com/office/drawing/2015/9/8/chartex" xmlns:cx2="http://schemas.microsoft.com/office/drawing/2015/10/21/chartex" xmlns:cx3="http://schemas.microsoft.com/office/drawing/2016/5/9/chartex" xmlns:cx4="http://schemas.microsoft.com/office/drawing/2016/5/10/chartex" xmlns:cx5="http://schemas.microsoft.com/office/drawing/2016/5/11/chartex" xmlns:cx6="http://schemas.microsoft.com/office/drawing/2016/5/12/chartex" xmlns:cx7="http://schemas.microsoft.com/office/drawing/2016/5/13/chartex" xmlns:cx8="http://schemas.microsoft.com/office/drawing/2016/5/14/chartex" xmlns:mc="http://schemas.openxmlformats.org/markup-compatibility/2006" xmlns:aink="http://schemas.microsoft.com/office/drawing/2016/ink" xmlns:am3d="http://schemas.microsoft.com/office/drawing/2017/model3d" xmlns:o="urn:schemas-microsoft-com:office:office" xmlns:oel="http://schemas.microsoft.com/office/2019/extlst" xmlns:r="http://schemas.openxmlformats.org/officeDocument/2006/relationships" xmlns:m="http://schemas.openxmlformats.org/officeDocument/2006/math" xmlns:v="urn:schemas-microsoft-com:vml" xmlns:wp14="http://schemas.microsoft.com/office/word/2010/wordprocessingDrawing" xmlns:wp="http://schemas.openxmlformats.org/drawingml/2006/wordprocessingDrawing" xmlns:w10="urn:schemas-microsoft-com:office:word" xmlns:w="http://schemas.openxmlformats.org/wordprocessingml/2006/main" xmlns:w14="http://schemas.microsoft.com/office/word/2010/wordml" xmlns:w15="http://schemas.microsoft.com/office/word/2012/wordml" xmlns:w16cex="http://schemas.microsoft.com/office/word/2018/wordml/cex" xmlns:w16cid="http://schemas.microsoft.com/office/word/2016/wordml/cid" xmlns:w16="http://schemas.microsoft.com/office/word/2018/wordml" xmlns:w16du="http://schemas.microsoft.com/office/word/2023/wordml/word16du" xmlns:w16sdtdh="http://schemas.microsoft.com/office/word/2020/wordml/sdtdatahash" xmlns:w16sdtfl="http://schemas.microsoft.com/office/word/2024/wordml/sdtformatlock" xmlns:w16se="http://schemas.microsoft.com/office/word/2015/wordml/symex" xmlns:wpg="http://schemas.microsoft.com/office/word/2010/wordprocessingGroup" xmlns:wpi="http://schemas.microsoft.com/office/word/2010/wordprocessingInk" xmlns:wne="http://schemas.microsoft.com/office/word/2006/wordml" xmlns:wps="http://schemas.microsoft.com/office/word/2010/wordprocessingShape" mc:Ignorable="w14 w15 w16se w16cid w16 w16cex w16sdtdh w16sdtfl w16du wp14">
   <w:endnote w:type="separator" w:id="-1">
     <w:p>
       <w:pPr>
@@ -398,7 +922,7 @@
 </file>
 
 <file path=word/footer1.xml><?xml version="1.0" encoding="utf-8"?>
-<w:ftr xmlns:wpc="http://schemas.microsoft.com/office/word/2010/wordprocessingCanvas" xmlns:cx="http://schemas.microsoft.com/office/drawing/2014/chartex" xmlns:cx1="http://schemas.microsoft.com/office/drawing/2015/9/8/chartex" xmlns:cx2="http://schemas.microsoft.com/office/drawing/2015/10/21/chartex" xmlns:cx3="http://schemas.microsoft.com/office/drawing/2016/5/9/chartex" xmlns:cx4="http://schemas.microsoft.com/office/drawing/2016/5/10/chartex" xmlns:cx5="http://schemas.microsoft.com/office/drawing/2016/5/11/chartex" xmlns:cx6="http://schemas.microsoft.com/office/drawing/2016/5/12/chartex" xmlns:cx7="http://schemas.microsoft.com/office/drawing/2016/5/13/chartex" xmlns:cx8="http://schemas.microsoft.com/office/drawing/2016/5/14/chartex" xmlns:mc="http://schemas.openxmlformats.org/markup-compatibility/2006" xmlns:aink="http://schemas.microsoft.com/office/drawing/2016/ink" xmlns:am3d="http://schemas.microsoft.com/office/drawing/2017/model3d" xmlns:o="urn:schemas-microsoft-com:office:office" xmlns:oel="http://schemas.microsoft.com/office/2019/extlst" xmlns:r="http://schemas.openxmlformats.org/officeDocument/2006/relationships" xmlns:m="http://schemas.openxmlformats.org/officeDocument/2006/math" xmlns:v="urn:schemas-microsoft-com:vml" xmlns:wp14="http://schemas.microsoft.com/office/word/2010/wordprocessingDrawing" xmlns:wp="http://schemas.openxmlformats.org/drawingml/2006/wordprocessingDrawing" xmlns:w10="urn:schemas-microsoft-com:office:word" xmlns:w="http://schemas.openxmlformats.org/wordprocessingml/2006/main" xmlns:w14="http://schemas.microsoft.com/office/word/2010/wordml" xmlns:w15="http://schemas.microsoft.com/office/word/2012/wordml" xmlns:w16cex="http://schemas.microsoft.com/office/word/2018/wordml/cex" xmlns:w16cid="http://schemas.microsoft.com/office/word/2016/wordml/cid" xmlns:w16="http://schemas.microsoft.com/office/word/2018/wordml" xmlns:w16sdtdh="http://schemas.microsoft.com/office/word/2020/wordml/sdtdatahash" xmlns:w16se="http://schemas.microsoft.com/office/word/2015/wordml/symex" xmlns:wpg="http://schemas.microsoft.com/office/word/2010/wordprocessingGroup" xmlns:wpi="http://schemas.microsoft.com/office/word/2010/wordprocessingInk" xmlns:wne="http://schemas.microsoft.com/office/word/2006/wordml" xmlns:wps="http://schemas.microsoft.com/office/word/2010/wordprocessingShape" mc:Ignorable="w14 w15 w16se w16cid w16 w16cex w16sdtdh wp14">
+<w:ftr xmlns:wpc="http://schemas.microsoft.com/office/word/2010/wordprocessingCanvas" xmlns:cx="http://schemas.microsoft.com/office/drawing/2014/chartex" xmlns:cx1="http://schemas.microsoft.com/office/drawing/2015/9/8/chartex" xmlns:cx2="http://schemas.microsoft.com/office/drawing/2015/10/21/chartex" xmlns:cx3="http://schemas.microsoft.com/office/drawing/2016/5/9/chartex" xmlns:cx4="http://schemas.microsoft.com/office/drawing/2016/5/10/chartex" xmlns:cx5="http://schemas.microsoft.com/office/drawing/2016/5/11/chartex" xmlns:cx6="http://schemas.microsoft.com/office/drawing/2016/5/12/chartex" xmlns:cx7="http://schemas.microsoft.com/office/drawing/2016/5/13/chartex" xmlns:cx8="http://schemas.microsoft.com/office/drawing/2016/5/14/chartex" xmlns:mc="http://schemas.openxmlformats.org/markup-compatibility/2006" xmlns:aink="http://schemas.microsoft.com/office/drawing/2016/ink" xmlns:am3d="http://schemas.microsoft.com/office/drawing/2017/model3d" xmlns:o="urn:schemas-microsoft-com:office:office" xmlns:oel="http://schemas.microsoft.com/office/2019/extlst" xmlns:r="http://schemas.openxmlformats.org/officeDocument/2006/relationships" xmlns:m="http://schemas.openxmlformats.org/officeDocument/2006/math" xmlns:v="urn:schemas-microsoft-com:vml" xmlns:wp14="http://schemas.microsoft.com/office/word/2010/wordprocessingDrawing" xmlns:wp="http://schemas.openxmlformats.org/drawingml/2006/wordprocessingDrawing" xmlns:w10="urn:schemas-microsoft-com:office:word" xmlns:w="http://schemas.openxmlformats.org/wordprocessingml/2006/main" xmlns:w14="http://schemas.microsoft.com/office/word/2010/wordml" xmlns:w15="http://schemas.microsoft.com/office/word/2012/wordml" xmlns:w16cex="http://schemas.microsoft.com/office/word/2018/wordml/cex" xmlns:w16cid="http://schemas.microsoft.com/office/word/2016/wordml/cid" xmlns:w16="http://schemas.microsoft.com/office/word/2018/wordml" xmlns:w16du="http://schemas.microsoft.com/office/word/2023/wordml/word16du" xmlns:w16sdtdh="http://schemas.microsoft.com/office/word/2020/wordml/sdtdatahash" xmlns:w16sdtfl="http://schemas.microsoft.com/office/word/2024/wordml/sdtformatlock" xmlns:w16se="http://schemas.microsoft.com/office/word/2015/wordml/symex" xmlns:wpg="http://schemas.microsoft.com/office/word/2010/wordprocessingGroup" xmlns:wpi="http://schemas.microsoft.com/office/word/2010/wordprocessingInk" xmlns:wne="http://schemas.microsoft.com/office/word/2006/wordml" xmlns:wps="http://schemas.microsoft.com/office/word/2010/wordprocessingShape" mc:Ignorable="w14 w15 w16se w16cid w16 w16cex w16sdtdh w16sdtfl w16du wp14">
   <w:p>
     <w:pPr>
       <w:pStyle w:val="Footer"/>
@@ -408,7 +932,7 @@
 </file>
 
 <file path=word/footer2.xml><?xml version="1.0" encoding="utf-8"?>
-<w:ftr xmlns:wpc="http://schemas.microsoft.com/office/word/2010/wordprocessingCanvas" xmlns:cx="http://schemas.microsoft.com/office/drawing/2014/chartex" xmlns:cx1="http://schemas.microsoft.com/office/drawing/2015/9/8/chartex" xmlns:cx2="http://schemas.microsoft.com/office/drawing/2015/10/21/chartex" xmlns:cx3="http://schemas.microsoft.com/office/drawing/2016/5/9/chartex" xmlns:cx4="http://schemas.microsoft.com/office/drawing/2016/5/10/chartex" xmlns:cx5="http://schemas.microsoft.com/office/drawing/2016/5/11/chartex" xmlns:cx6="http://schemas.microsoft.com/office/drawing/2016/5/12/chartex" xmlns:cx7="http://schemas.microsoft.com/office/drawing/2016/5/13/chartex" xmlns:cx8="http://schemas.microsoft.com/office/drawing/2016/5/14/chartex" xmlns:mc="http://schemas.openxmlformats.org/markup-compatibility/2006" xmlns:aink="http://schemas.microsoft.com/office/drawing/2016/ink" xmlns:am3d="http://schemas.microsoft.com/office/drawing/2017/model3d" xmlns:o="urn:schemas-microsoft-com:office:office" xmlns:oel="http://schemas.microsoft.com/office/2019/extlst" xmlns:r="http://schemas.openxmlformats.org/officeDocument/2006/relationships" xmlns:m="http://schemas.openxmlformats.org/officeDocument/2006/math" xmlns:v="urn:schemas-microsoft-com:vml" xmlns:wp14="http://schemas.microsoft.com/office/word/2010/wordprocessingDrawing" xmlns:wp="http://schemas.openxmlformats.org/drawingml/2006/wordprocessingDrawing" xmlns:w10="urn:schemas-microsoft-com:office:word" xmlns:w="http://schemas.openxmlformats.org/wordprocessingml/2006/main" xmlns:w14="http://schemas.microsoft.com/office/word/2010/wordml" xmlns:w15="http://schemas.microsoft.com/office/word/2012/wordml" xmlns:w16cex="http://schemas.microsoft.com/office/word/2018/wordml/cex" xmlns:w16cid="http://schemas.microsoft.com/office/word/2016/wordml/cid" xmlns:w16="http://schemas.microsoft.com/office/word/2018/wordml" xmlns:w16sdtdh="http://schemas.microsoft.com/office/word/2020/wordml/sdtdatahash" xmlns:w16se="http://schemas.microsoft.com/office/word/2015/wordml/symex" xmlns:wpg="http://schemas.microsoft.com/office/word/2010/wordprocessingGroup" xmlns:wpi="http://schemas.microsoft.com/office/word/2010/wordprocessingInk" xmlns:wne="http://schemas.microsoft.com/office/word/2006/wordml" xmlns:wps="http://schemas.microsoft.com/office/word/2010/wordprocessingShape" mc:Ignorable="w14 w15 w16se w16cid w16 w16cex w16sdtdh wp14">
+<w:ftr xmlns:wpc="http://schemas.microsoft.com/office/word/2010/wordprocessingCanvas" xmlns:cx="http://schemas.microsoft.com/office/drawing/2014/chartex" xmlns:cx1="http://schemas.microsoft.com/office/drawing/2015/9/8/chartex" xmlns:cx2="http://schemas.microsoft.com/office/drawing/2015/10/21/chartex" xmlns:cx3="http://schemas.microsoft.com/office/drawing/2016/5/9/chartex" xmlns:cx4="http://schemas.microsoft.com/office/drawing/2016/5/10/chartex" xmlns:cx5="http://schemas.microsoft.com/office/drawing/2016/5/11/chartex" xmlns:cx6="http://schemas.microsoft.com/office/drawing/2016/5/12/chartex" xmlns:cx7="http://schemas.microsoft.com/office/drawing/2016/5/13/chartex" xmlns:cx8="http://schemas.microsoft.com/office/drawing/2016/5/14/chartex" xmlns:mc="http://schemas.openxmlformats.org/markup-compatibility/2006" xmlns:aink="http://schemas.microsoft.com/office/drawing/2016/ink" xmlns:am3d="http://schemas.microsoft.com/office/drawing/2017/model3d" xmlns:o="urn:schemas-microsoft-com:office:office" xmlns:oel="http://schemas.microsoft.com/office/2019/extlst" xmlns:r="http://schemas.openxmlformats.org/officeDocument/2006/relationships" xmlns:m="http://schemas.openxmlformats.org/officeDocument/2006/math" xmlns:v="urn:schemas-microsoft-com:vml" xmlns:wp14="http://schemas.microsoft.com/office/word/2010/wordprocessingDrawing" xmlns:wp="http://schemas.openxmlformats.org/drawingml/2006/wordprocessingDrawing" xmlns:w10="urn:schemas-microsoft-com:office:word" xmlns:w="http://schemas.openxmlformats.org/wordprocessingml/2006/main" xmlns:w14="http://schemas.microsoft.com/office/word/2010/wordml" xmlns:w15="http://schemas.microsoft.com/office/word/2012/wordml" xmlns:w16cex="http://schemas.microsoft.com/office/word/2018/wordml/cex" xmlns:w16cid="http://schemas.microsoft.com/office/word/2016/wordml/cid" xmlns:w16="http://schemas.microsoft.com/office/word/2018/wordml" xmlns:w16du="http://schemas.microsoft.com/office/word/2023/wordml/word16du" xmlns:w16sdtdh="http://schemas.microsoft.com/office/word/2020/wordml/sdtdatahash" xmlns:w16sdtfl="http://schemas.microsoft.com/office/word/2024/wordml/sdtformatlock" xmlns:w16se="http://schemas.microsoft.com/office/word/2015/wordml/symex" xmlns:wpg="http://schemas.microsoft.com/office/word/2010/wordprocessingGroup" xmlns:wpi="http://schemas.microsoft.com/office/word/2010/wordprocessingInk" xmlns:wne="http://schemas.microsoft.com/office/word/2006/wordml" xmlns:wps="http://schemas.microsoft.com/office/word/2010/wordprocessingShape" mc:Ignorable="w14 w15 w16se w16cid w16 w16cex w16sdtdh w16sdtfl w16du wp14">
   <w:p>
     <w:pPr>
       <w:pStyle w:val="Footer"/>
@@ -418,7 +942,7 @@
 </file>
 
 <file path=word/footer3.xml><?xml version="1.0" encoding="utf-8"?>
-<w:ftr xmlns:wpc="http://schemas.microsoft.com/office/word/2010/wordprocessingCanvas" xmlns:cx="http://schemas.microsoft.com/office/drawing/2014/chartex" xmlns:cx1="http://schemas.microsoft.com/office/drawing/2015/9/8/chartex" xmlns:cx2="http://schemas.microsoft.com/office/drawing/2015/10/21/chartex" xmlns:cx3="http://schemas.microsoft.com/office/drawing/2016/5/9/chartex" xmlns:cx4="http://schemas.microsoft.com/office/drawing/2016/5/10/chartex" xmlns:cx5="http://schemas.microsoft.com/office/drawing/2016/5/11/chartex" xmlns:cx6="http://schemas.microsoft.com/office/drawing/2016/5/12/chartex" xmlns:cx7="http://schemas.microsoft.com/office/drawing/2016/5/13/chartex" xmlns:cx8="http://schemas.microsoft.com/office/drawing/2016/5/14/chartex" xmlns:mc="http://schemas.openxmlformats.org/markup-compatibility/2006" xmlns:aink="http://schemas.microsoft.com/office/drawing/2016/ink" xmlns:am3d="http://schemas.microsoft.com/office/drawing/2017/model3d" xmlns:o="urn:schemas-microsoft-com:office:office" xmlns:oel="http://schemas.microsoft.com/office/2019/extlst" xmlns:r="http://schemas.openxmlformats.org/officeDocument/2006/relationships" xmlns:m="http://schemas.openxmlformats.org/officeDocument/2006/math" xmlns:v="urn:schemas-microsoft-com:vml" xmlns:wp14="http://schemas.microsoft.com/office/word/2010/wordprocessingDrawing" xmlns:wp="http://schemas.openxmlformats.org/drawingml/2006/wordprocessingDrawing" xmlns:w10="urn:schemas-microsoft-com:office:word" xmlns:w="http://schemas.openxmlformats.org/wordprocessingml/2006/main" xmlns:w14="http://schemas.microsoft.com/office/word/2010/wordml" xmlns:w15="http://schemas.microsoft.com/office/word/2012/wordml" xmlns:w16cex="http://schemas.microsoft.com/office/word/2018/wordml/cex" xmlns:w16cid="http://schemas.microsoft.com/office/word/2016/wordml/cid" xmlns:w16="http://schemas.microsoft.com/office/word/2018/wordml" xmlns:w16sdtdh="http://schemas.microsoft.com/office/word/2020/wordml/sdtdatahash" xmlns:w16se="http://schemas.microsoft.com/office/word/2015/wordml/symex" xmlns:wpg="http://schemas.microsoft.com/office/word/2010/wordprocessingGroup" xmlns:wpi="http://schemas.microsoft.com/office/word/2010/wordprocessingInk" xmlns:wne="http://schemas.microsoft.com/office/word/2006/wordml" xmlns:wps="http://schemas.microsoft.com/office/word/2010/wordprocessingShape" mc:Ignorable="w14 w15 w16se w16cid w16 w16cex w16sdtdh wp14">
+<w:ftr xmlns:wpc="http://schemas.microsoft.com/office/word/2010/wordprocessingCanvas" xmlns:cx="http://schemas.microsoft.com/office/drawing/2014/chartex" xmlns:cx1="http://schemas.microsoft.com/office/drawing/2015/9/8/chartex" xmlns:cx2="http://schemas.microsoft.com/office/drawing/2015/10/21/chartex" xmlns:cx3="http://schemas.microsoft.com/office/drawing/2016/5/9/chartex" xmlns:cx4="http://schemas.microsoft.com/office/drawing/2016/5/10/chartex" xmlns:cx5="http://schemas.microsoft.com/office/drawing/2016/5/11/chartex" xmlns:cx6="http://schemas.microsoft.com/office/drawing/2016/5/12/chartex" xmlns:cx7="http://schemas.microsoft.com/office/drawing/2016/5/13/chartex" xmlns:cx8="http://schemas.microsoft.com/office/drawing/2016/5/14/chartex" xmlns:mc="http://schemas.openxmlformats.org/markup-compatibility/2006" xmlns:aink="http://schemas.microsoft.com/office/drawing/2016/ink" xmlns:am3d="http://schemas.microsoft.com/office/drawing/2017/model3d" xmlns:o="urn:schemas-microsoft-com:office:office" xmlns:oel="http://schemas.microsoft.com/office/2019/extlst" xmlns:r="http://schemas.openxmlformats.org/officeDocument/2006/relationships" xmlns:m="http://schemas.openxmlformats.org/officeDocument/2006/math" xmlns:v="urn:schemas-microsoft-com:vml" xmlns:wp14="http://schemas.microsoft.com/office/word/2010/wordprocessingDrawing" xmlns:wp="http://schemas.openxmlformats.org/drawingml/2006/wordprocessingDrawing" xmlns:w10="urn:schemas-microsoft-com:office:word" xmlns:w="http://schemas.openxmlformats.org/wordprocessingml/2006/main" xmlns:w14="http://schemas.microsoft.com/office/word/2010/wordml" xmlns:w15="http://schemas.microsoft.com/office/word/2012/wordml" xmlns:w16cex="http://schemas.microsoft.com/office/word/2018/wordml/cex" xmlns:w16cid="http://schemas.microsoft.com/office/word/2016/wordml/cid" xmlns:w16="http://schemas.microsoft.com/office/word/2018/wordml" xmlns:w16du="http://schemas.microsoft.com/office/word/2023/wordml/word16du" xmlns:w16sdtdh="http://schemas.microsoft.com/office/word/2020/wordml/sdtdatahash" xmlns:w16sdtfl="http://schemas.microsoft.com/office/word/2024/wordml/sdtformatlock" xmlns:w16se="http://schemas.microsoft.com/office/word/2015/wordml/symex" xmlns:wpg="http://schemas.microsoft.com/office/word/2010/wordprocessingGroup" xmlns:wpi="http://schemas.microsoft.com/office/word/2010/wordprocessingInk" xmlns:wne="http://schemas.microsoft.com/office/word/2006/wordml" xmlns:wps="http://schemas.microsoft.com/office/word/2010/wordprocessingShape" mc:Ignorable="w14 w15 w16se w16cid w16 w16cex w16sdtdh w16sdtfl w16du wp14">
   <w:p>
     <w:pPr>
       <w:pStyle w:val="Footer"/>
@@ -428,7 +952,7 @@
 </file>
 
 <file path=word/footnotes.xml><?xml version="1.0" encoding="utf-8"?>
-<w:footnotes xmlns:wpc="http://schemas.microsoft.com/office/word/2010/wordprocessingCanvas" xmlns:cx="http://schemas.microsoft.com/office/drawing/2014/chartex" xmlns:cx1="http://schemas.microsoft.com/office/drawing/2015/9/8/chartex" xmlns:cx2="http://schemas.microsoft.com/office/drawing/2015/10/21/chartex" xmlns:cx3="http://schemas.microsoft.com/office/drawing/2016/5/9/chartex" xmlns:cx4="http://schemas.microsoft.com/office/drawing/2016/5/10/chartex" xmlns:cx5="http://schemas.microsoft.com/office/drawing/2016/5/11/chartex" xmlns:cx6="http://schemas.microsoft.com/office/drawing/2016/5/12/chartex" xmlns:cx7="http://schemas.microsoft.com/office/drawing/2016/5/13/chartex" xmlns:cx8="http://schemas.microsoft.com/office/drawing/2016/5/14/chartex" xmlns:mc="http://schemas.openxmlformats.org/markup-compatibility/2006" xmlns:aink="http://schemas.microsoft.com/office/drawing/2016/ink" xmlns:am3d="http://schemas.microsoft.com/office/drawing/2017/model3d" xmlns:o="urn:schemas-microsoft-com:office:office" xmlns:oel="http://schemas.microsoft.com/office/2019/extlst" xmlns:r="http://schemas.openxmlformats.org/officeDocument/2006/relationships" xmlns:m="http://schemas.openxmlformats.org/officeDocument/2006/math" xmlns:v="urn:schemas-microsoft-com:vml" xmlns:wp14="http://schemas.microsoft.com/office/word/2010/wordprocessingDrawing" xmlns:wp="http://schemas.openxmlformats.org/drawingml/2006/wordprocessingDrawing" xmlns:w10="urn:schemas-microsoft-com:office:word" xmlns:w="http://schemas.openxmlformats.org/wordprocessingml/2006/main" xmlns:w14="http://schemas.microsoft.com/office/word/2010/wordml" xmlns:w15="http://schemas.microsoft.com/office/word/2012/wordml" xmlns:w16cex="http://schemas.microsoft.com/office/word/2018/wordml/cex" xmlns:w16cid="http://schemas.microsoft.com/office/word/2016/wordml/cid" xmlns:w16="http://schemas.microsoft.com/office/word/2018/wordml" xmlns:w16sdtdh="http://schemas.microsoft.com/office/word/2020/wordml/sdtdatahash" xmlns:w16se="http://schemas.microsoft.com/office/word/2015/wordml/symex" xmlns:wpg="http://schemas.microsoft.com/office/word/2010/wordprocessingGroup" xmlns:wpi="http://schemas.microsoft.com/office/word/2010/wordprocessingInk" xmlns:wne="http://schemas.microsoft.com/office/word/2006/wordml" xmlns:wps="http://schemas.microsoft.com/office/word/2010/wordprocessingShape" mc:Ignorable="w14 w15 w16se w16cid w16 w16cex w16sdtdh wp14">
+<w:footnotes xmlns:wpc="http://schemas.microsoft.com/office/word/2010/wordprocessingCanvas" xmlns:cx="http://schemas.microsoft.com/office/drawing/2014/chartex" xmlns:cx1="http://schemas.microsoft.com/office/drawing/2015/9/8/chartex" xmlns:cx2="http://schemas.microsoft.com/office/drawing/2015/10/21/chartex" xmlns:cx3="http://schemas.microsoft.com/office/drawing/2016/5/9/chartex" xmlns:cx4="http://schemas.microsoft.com/office/drawing/2016/5/10/chartex" xmlns:cx5="http://schemas.microsoft.com/office/drawing/2016/5/11/chartex" xmlns:cx6="http://schemas.microsoft.com/office/drawing/2016/5/12/chartex" xmlns:cx7="http://schemas.microsoft.com/office/drawing/2016/5/13/chartex" xmlns:cx8="http://schemas.microsoft.com/office/drawing/2016/5/14/chartex" xmlns:mc="http://schemas.openxmlformats.org/markup-compatibility/2006" xmlns:aink="http://schemas.microsoft.com/office/drawing/2016/ink" xmlns:am3d="http://schemas.microsoft.com/office/drawing/2017/model3d" xmlns:o="urn:schemas-microsoft-com:office:office" xmlns:oel="http://schemas.microsoft.com/office/2019/extlst" xmlns:r="http://schemas.openxmlformats.org/officeDocument/2006/relationships" xmlns:m="http://schemas.openxmlformats.org/officeDocument/2006/math" xmlns:v="urn:schemas-microsoft-com:vml" xmlns:wp14="http://schemas.microsoft.com/office/word/2010/wordprocessingDrawing" xmlns:wp="http://schemas.openxmlformats.org/drawingml/2006/wordprocessingDrawing" xmlns:w10="urn:schemas-microsoft-com:office:word" xmlns:w="http://schemas.openxmlformats.org/wordprocessingml/2006/main" xmlns:w14="http://schemas.microsoft.com/office/word/2010/wordml" xmlns:w15="http://schemas.microsoft.com/office/word/2012/wordml" xmlns:w16cex="http://schemas.microsoft.com/office/word/2018/wordml/cex" xmlns:w16cid="http://schemas.microsoft.com/office/word/2016/wordml/cid" xmlns:w16="http://schemas.microsoft.com/office/word/2018/wordml" xmlns:w16du="http://schemas.microsoft.com/office/word/2023/wordml/word16du" xmlns:w16sdtdh="http://schemas.microsoft.com/office/word/2020/wordml/sdtdatahash" xmlns:w16sdtfl="http://schemas.microsoft.com/office/word/2024/wordml/sdtformatlock" xmlns:w16se="http://schemas.microsoft.com/office/word/2015/wordml/symex" xmlns:wpg="http://schemas.microsoft.com/office/word/2010/wordprocessingGroup" xmlns:wpi="http://schemas.microsoft.com/office/word/2010/wordprocessingInk" xmlns:wne="http://schemas.microsoft.com/office/word/2006/wordml" xmlns:wps="http://schemas.microsoft.com/office/word/2010/wordprocessingShape" mc:Ignorable="w14 w15 w16se w16cid w16 w16cex w16sdtdh w16sdtfl w16du wp14">
   <w:footnote w:type="separator" w:id="-1">
     <w:p>
       <w:pPr>
@@ -453,7 +977,7 @@
 </file>
 
 <file path=word/header1.xml><?xml version="1.0" encoding="utf-8"?>
-<w:hdr xmlns:wpc="http://schemas.microsoft.com/office/word/2010/wordprocessingCanvas" xmlns:cx="http://schemas.microsoft.com/office/drawing/2014/chartex" xmlns:cx1="http://schemas.microsoft.com/office/drawing/2015/9/8/chartex" xmlns:cx2="http://schemas.microsoft.com/office/drawing/2015/10/21/chartex" xmlns:cx3="http://schemas.microsoft.com/office/drawing/2016/5/9/chartex" xmlns:cx4="http://schemas.microsoft.com/office/drawing/2016/5/10/chartex" xmlns:cx5="http://schemas.microsoft.com/office/drawing/2016/5/11/chartex" xmlns:cx6="http://schemas.microsoft.com/office/drawing/2016/5/12/chartex" xmlns:cx7="http://schemas.microsoft.com/office/drawing/2016/5/13/chartex" xmlns:cx8="http://schemas.microsoft.com/office/drawing/2016/5/14/chartex" xmlns:mc="http://schemas.openxmlformats.org/markup-compatibility/2006" xmlns:aink="http://schemas.microsoft.com/office/drawing/2016/ink" xmlns:am3d="http://schemas.microsoft.com/office/drawing/2017/model3d" xmlns:o="urn:schemas-microsoft-com:office:office" xmlns:oel="http://schemas.microsoft.com/office/2019/extlst" xmlns:r="http://schemas.openxmlformats.org/officeDocument/2006/relationships" xmlns:m="http://schemas.openxmlformats.org/officeDocument/2006/math" xmlns:v="urn:schemas-microsoft-com:vml" xmlns:wp14="http://schemas.microsoft.com/office/word/2010/wordprocessingDrawing" xmlns:wp="http://schemas.openxmlformats.org/drawingml/2006/wordprocessingDrawing" xmlns:w10="urn:schemas-microsoft-com:office:word" xmlns:w="http://schemas.openxmlformats.org/wordprocessingml/2006/main" xmlns:w14="http://schemas.microsoft.com/office/word/2010/wordml" xmlns:w15="http://schemas.microsoft.com/office/word/2012/wordml" xmlns:w16cex="http://schemas.microsoft.com/office/word/2018/wordml/cex" xmlns:w16cid="http://schemas.microsoft.com/office/word/2016/wordml/cid" xmlns:w16="http://schemas.microsoft.com/office/word/2018/wordml" xmlns:w16sdtdh="http://schemas.microsoft.com/office/word/2020/wordml/sdtdatahash" xmlns:w16se="http://schemas.microsoft.com/office/word/2015/wordml/symex" xmlns:wpg="http://schemas.microsoft.com/office/word/2010/wordprocessingGroup" xmlns:wpi="http://schemas.microsoft.com/office/word/2010/wordprocessingInk" xmlns:wne="http://schemas.microsoft.com/office/word/2006/wordml" xmlns:wps="http://schemas.microsoft.com/office/word/2010/wordprocessingShape" mc:Ignorable="w14 w15 w16se w16cid w16 w16cex w16sdtdh wp14">
+<w:hdr xmlns:wpc="http://schemas.microsoft.com/office/word/2010/wordprocessingCanvas" xmlns:cx="http://schemas.microsoft.com/office/drawing/2014/chartex" xmlns:cx1="http://schemas.microsoft.com/office/drawing/2015/9/8/chartex" xmlns:cx2="http://schemas.microsoft.com/office/drawing/2015/10/21/chartex" xmlns:cx3="http://schemas.microsoft.com/office/drawing/2016/5/9/chartex" xmlns:cx4="http://schemas.microsoft.com/office/drawing/2016/5/10/chartex" xmlns:cx5="http://schemas.microsoft.com/office/drawing/2016/5/11/chartex" xmlns:cx6="http://schemas.microsoft.com/office/drawing/2016/5/12/chartex" xmlns:cx7="http://schemas.microsoft.com/office/drawing/2016/5/13/chartex" xmlns:cx8="http://schemas.microsoft.com/office/drawing/2016/5/14/chartex" xmlns:mc="http://schemas.openxmlformats.org/markup-compatibility/2006" xmlns:aink="http://schemas.microsoft.com/office/drawing/2016/ink" xmlns:am3d="http://schemas.microsoft.com/office/drawing/2017/model3d" xmlns:o="urn:schemas-microsoft-com:office:office" xmlns:oel="http://schemas.microsoft.com/office/2019/extlst" xmlns:r="http://schemas.openxmlformats.org/officeDocument/2006/relationships" xmlns:m="http://schemas.openxmlformats.org/officeDocument/2006/math" xmlns:v="urn:schemas-microsoft-com:vml" xmlns:wp14="http://schemas.microsoft.com/office/word/2010/wordprocessingDrawing" xmlns:wp="http://schemas.openxmlformats.org/drawingml/2006/wordprocessingDrawing" xmlns:w10="urn:schemas-microsoft-com:office:word" xmlns:w="http://schemas.openxmlformats.org/wordprocessingml/2006/main" xmlns:w14="http://schemas.microsoft.com/office/word/2010/wordml" xmlns:w15="http://schemas.microsoft.com/office/word/2012/wordml" xmlns:w16cex="http://schemas.microsoft.com/office/word/2018/wordml/cex" xmlns:w16cid="http://schemas.microsoft.com/office/word/2016/wordml/cid" xmlns:w16="http://schemas.microsoft.com/office/word/2018/wordml" xmlns:w16du="http://schemas.microsoft.com/office/word/2023/wordml/word16du" xmlns:w16sdtdh="http://schemas.microsoft.com/office/word/2020/wordml/sdtdatahash" xmlns:w16sdtfl="http://schemas.microsoft.com/office/word/2024/wordml/sdtformatlock" xmlns:w16se="http://schemas.microsoft.com/office/word/2015/wordml/symex" xmlns:wpg="http://schemas.microsoft.com/office/word/2010/wordprocessingGroup" xmlns:wpi="http://schemas.microsoft.com/office/word/2010/wordprocessingInk" xmlns:wne="http://schemas.microsoft.com/office/word/2006/wordml" xmlns:wps="http://schemas.microsoft.com/office/word/2010/wordprocessingShape" mc:Ignorable="w14 w15 w16se w16cid w16 w16cex w16sdtdh w16sdtfl w16du wp14">
   <w:p>
     <w:pPr>
       <w:pStyle w:val="Header"/>
@@ -463,7 +987,7 @@
 </file>
 
 <file path=word/header2.xml><?xml version="1.0" encoding="utf-8"?>
-<w:hdr xmlns:wpc="http://schemas.microsoft.com/office/word/2010/wordprocessingCanvas" xmlns:cx="http://schemas.microsoft.com/office/drawing/2014/chartex" xmlns:cx1="http://schemas.microsoft.com/office/drawing/2015/9/8/chartex" xmlns:cx2="http://schemas.microsoft.com/office/drawing/2015/10/21/chartex" xmlns:cx3="http://schemas.microsoft.com/office/drawing/2016/5/9/chartex" xmlns:cx4="http://schemas.microsoft.com/office/drawing/2016/5/10/chartex" xmlns:cx5="http://schemas.microsoft.com/office/drawing/2016/5/11/chartex" xmlns:cx6="http://schemas.microsoft.com/office/drawing/2016/5/12/chartex" xmlns:cx7="http://schemas.microsoft.com/office/drawing/2016/5/13/chartex" xmlns:cx8="http://schemas.microsoft.com/office/drawing/2016/5/14/chartex" xmlns:mc="http://schemas.openxmlformats.org/markup-compatibility/2006" xmlns:aink="http://schemas.microsoft.com/office/drawing/2016/ink" xmlns:am3d="http://schemas.microsoft.com/office/drawing/2017/model3d" xmlns:o="urn:schemas-microsoft-com:office:office" xmlns:oel="http://schemas.microsoft.com/office/2019/extlst" xmlns:r="http://schemas.openxmlformats.org/officeDocument/2006/relationships" xmlns:m="http://schemas.openxmlformats.org/officeDocument/2006/math" xmlns:v="urn:schemas-microsoft-com:vml" xmlns:wp14="http://schemas.microsoft.com/office/word/2010/wordprocessingDrawing" xmlns:wp="http://schemas.openxmlformats.org/drawingml/2006/wordprocessingDrawing" xmlns:w10="urn:schemas-microsoft-com:office:word" xmlns:w="http://schemas.openxmlformats.org/wordprocessingml/2006/main" xmlns:w14="http://schemas.microsoft.com/office/word/2010/wordml" xmlns:w15="http://schemas.microsoft.com/office/word/2012/wordml" xmlns:w16cex="http://schemas.microsoft.com/office/word/2018/wordml/cex" xmlns:w16cid="http://schemas.microsoft.com/office/word/2016/wordml/cid" xmlns:w16="http://schemas.microsoft.com/office/word/2018/wordml" xmlns:w16sdtdh="http://schemas.microsoft.com/office/word/2020/wordml/sdtdatahash" xmlns:w16se="http://schemas.microsoft.com/office/word/2015/wordml/symex" xmlns:wpg="http://schemas.microsoft.com/office/word/2010/wordprocessingGroup" xmlns:wpi="http://schemas.microsoft.com/office/word/2010/wordprocessingInk" xmlns:wne="http://schemas.microsoft.com/office/word/2006/wordml" xmlns:wps="http://schemas.microsoft.com/office/word/2010/wordprocessingShape" mc:Ignorable="w14 w15 w16se w16cid w16 w16cex w16sdtdh wp14">
+<w:hdr xmlns:wpc="http://schemas.microsoft.com/office/word/2010/wordprocessingCanvas" xmlns:cx="http://schemas.microsoft.com/office/drawing/2014/chartex" xmlns:cx1="http://schemas.microsoft.com/office/drawing/2015/9/8/chartex" xmlns:cx2="http://schemas.microsoft.com/office/drawing/2015/10/21/chartex" xmlns:cx3="http://schemas.microsoft.com/office/drawing/2016/5/9/chartex" xmlns:cx4="http://schemas.microsoft.com/office/drawing/2016/5/10/chartex" xmlns:cx5="http://schemas.microsoft.com/office/drawing/2016/5/11/chartex" xmlns:cx6="http://schemas.microsoft.com/office/drawing/2016/5/12/chartex" xmlns:cx7="http://schemas.microsoft.com/office/drawing/2016/5/13/chartex" xmlns:cx8="http://schemas.microsoft.com/office/drawing/2016/5/14/chartex" xmlns:mc="http://schemas.openxmlformats.org/markup-compatibility/2006" xmlns:aink="http://schemas.microsoft.com/office/drawing/2016/ink" xmlns:am3d="http://schemas.microsoft.com/office/drawing/2017/model3d" xmlns:o="urn:schemas-microsoft-com:office:office" xmlns:oel="http://schemas.microsoft.com/office/2019/extlst" xmlns:r="http://schemas.openxmlformats.org/officeDocument/2006/relationships" xmlns:m="http://schemas.openxmlformats.org/officeDocument/2006/math" xmlns:v="urn:schemas-microsoft-com:vml" xmlns:wp14="http://schemas.microsoft.com/office/word/2010/wordprocessingDrawing" xmlns:wp="http://schemas.openxmlformats.org/drawingml/2006/wordprocessingDrawing" xmlns:w10="urn:schemas-microsoft-com:office:word" xmlns:w="http://schemas.openxmlformats.org/wordprocessingml/2006/main" xmlns:w14="http://schemas.microsoft.com/office/word/2010/wordml" xmlns:w15="http://schemas.microsoft.com/office/word/2012/wordml" xmlns:w16cex="http://schemas.microsoft.com/office/word/2018/wordml/cex" xmlns:w16cid="http://schemas.microsoft.com/office/word/2016/wordml/cid" xmlns:w16="http://schemas.microsoft.com/office/word/2018/wordml" xmlns:w16du="http://schemas.microsoft.com/office/word/2023/wordml/word16du" xmlns:w16sdtdh="http://schemas.microsoft.com/office/word/2020/wordml/sdtdatahash" xmlns:w16sdtfl="http://schemas.microsoft.com/office/word/2024/wordml/sdtformatlock" xmlns:w16se="http://schemas.microsoft.com/office/word/2015/wordml/symex" xmlns:wpg="http://schemas.microsoft.com/office/word/2010/wordprocessingGroup" xmlns:wpi="http://schemas.microsoft.com/office/word/2010/wordprocessingInk" xmlns:wne="http://schemas.microsoft.com/office/word/2006/wordml" xmlns:wps="http://schemas.microsoft.com/office/word/2010/wordprocessingShape" mc:Ignorable="w14 w15 w16se w16cid w16 w16cex w16sdtdh w16sdtfl w16du wp14">
   <w:p>
     <w:pPr>
       <w:pStyle w:val="Header"/>
@@ -474,7 +998,7 @@
 </file>
 
 <file path=word/header3.xml><?xml version="1.0" encoding="utf-8"?>
-<w:hdr xmlns:wpc="http://schemas.microsoft.com/office/word/2010/wordprocessingCanvas" xmlns:cx="http://schemas.microsoft.com/office/drawing/2014/chartex" xmlns:cx1="http://schemas.microsoft.com/office/drawing/2015/9/8/chartex" xmlns:cx2="http://schemas.microsoft.com/office/drawing/2015/10/21/chartex" xmlns:cx3="http://schemas.microsoft.com/office/drawing/2016/5/9/chartex" xmlns:cx4="http://schemas.microsoft.com/office/drawing/2016/5/10/chartex" xmlns:cx5="http://schemas.microsoft.com/office/drawing/2016/5/11/chartex" xmlns:cx6="http://schemas.microsoft.com/office/drawing/2016/5/12/chartex" xmlns:cx7="http://schemas.microsoft.com/office/drawing/2016/5/13/chartex" xmlns:cx8="http://schemas.microsoft.com/office/drawing/2016/5/14/chartex" xmlns:mc="http://schemas.openxmlformats.org/markup-compatibility/2006" xmlns:aink="http://schemas.microsoft.com/office/drawing/2016/ink" xmlns:am3d="http://schemas.microsoft.com/office/drawing/2017/model3d" xmlns:o="urn:schemas-microsoft-com:office:office" xmlns:oel="http://schemas.microsoft.com/office/2019/extlst" xmlns:r="http://schemas.openxmlformats.org/officeDocument/2006/relationships" xmlns:m="http://schemas.openxmlformats.org/officeDocument/2006/math" xmlns:v="urn:schemas-microsoft-com:vml" xmlns:wp14="http://schemas.microsoft.com/office/word/2010/wordprocessingDrawing" xmlns:wp="http://schemas.openxmlformats.org/drawingml/2006/wordprocessingDrawing" xmlns:w10="urn:schemas-microsoft-com:office:word" xmlns:w="http://schemas.openxmlformats.org/wordprocessingml/2006/main" xmlns:w14="http://schemas.microsoft.com/office/word/2010/wordml" xmlns:w15="http://schemas.microsoft.com/office/word/2012/wordml" xmlns:w16cex="http://schemas.microsoft.com/office/word/2018/wordml/cex" xmlns:w16cid="http://schemas.microsoft.com/office/word/2016/wordml/cid" xmlns:w16="http://schemas.microsoft.com/office/word/2018/wordml" xmlns:w16sdtdh="http://schemas.microsoft.com/office/word/2020/wordml/sdtdatahash" xmlns:w16se="http://schemas.microsoft.com/office/word/2015/wordml/symex" xmlns:wpg="http://schemas.microsoft.com/office/word/2010/wordprocessingGroup" xmlns:wpi="http://schemas.microsoft.com/office/word/2010/wordprocessingInk" xmlns:wne="http://schemas.microsoft.com/office/word/2006/wordml" xmlns:wps="http://schemas.microsoft.com/office/word/2010/wordprocessingShape" mc:Ignorable="w14 w15 w16se w16cid w16 w16cex w16sdtdh wp14">
+<w:hdr xmlns:wpc="http://schemas.microsoft.com/office/word/2010/wordprocessingCanvas" xmlns:cx="http://schemas.microsoft.com/office/drawing/2014/chartex" xmlns:cx1="http://schemas.microsoft.com/office/drawing/2015/9/8/chartex" xmlns:cx2="http://schemas.microsoft.com/office/drawing/2015/10/21/chartex" xmlns:cx3="http://schemas.microsoft.com/office/drawing/2016/5/9/chartex" xmlns:cx4="http://schemas.microsoft.com/office/drawing/2016/5/10/chartex" xmlns:cx5="http://schemas.microsoft.com/office/drawing/2016/5/11/chartex" xmlns:cx6="http://schemas.microsoft.com/office/drawing/2016/5/12/chartex" xmlns:cx7="http://schemas.microsoft.com/office/drawing/2016/5/13/chartex" xmlns:cx8="http://schemas.microsoft.com/office/drawing/2016/5/14/chartex" xmlns:mc="http://schemas.openxmlformats.org/markup-compatibility/2006" xmlns:aink="http://schemas.microsoft.com/office/drawing/2016/ink" xmlns:am3d="http://schemas.microsoft.com/office/drawing/2017/model3d" xmlns:o="urn:schemas-microsoft-com:office:office" xmlns:oel="http://schemas.microsoft.com/office/2019/extlst" xmlns:r="http://schemas.openxmlformats.org/officeDocument/2006/relationships" xmlns:m="http://schemas.openxmlformats.org/officeDocument/2006/math" xmlns:v="urn:schemas-microsoft-com:vml" xmlns:wp14="http://schemas.microsoft.com/office/word/2010/wordprocessingDrawing" xmlns:wp="http://schemas.openxmlformats.org/drawingml/2006/wordprocessingDrawing" xmlns:w10="urn:schemas-microsoft-com:office:word" xmlns:w="http://schemas.openxmlformats.org/wordprocessingml/2006/main" xmlns:w14="http://schemas.microsoft.com/office/word/2010/wordml" xmlns:w15="http://schemas.microsoft.com/office/word/2012/wordml" xmlns:w16cex="http://schemas.microsoft.com/office/word/2018/wordml/cex" xmlns:w16cid="http://schemas.microsoft.com/office/word/2016/wordml/cid" xmlns:w16="http://schemas.microsoft.com/office/word/2018/wordml" xmlns:w16du="http://schemas.microsoft.com/office/word/2023/wordml/word16du" xmlns:w16sdtdh="http://schemas.microsoft.com/office/word/2020/wordml/sdtdatahash" xmlns:w16sdtfl="http://schemas.microsoft.com/office/word/2024/wordml/sdtformatlock" xmlns:w16se="http://schemas.microsoft.com/office/word/2015/wordml/symex" xmlns:wpg="http://schemas.microsoft.com/office/word/2010/wordprocessingGroup" xmlns:wpi="http://schemas.microsoft.com/office/word/2010/wordprocessingInk" xmlns:wne="http://schemas.microsoft.com/office/word/2006/wordml" xmlns:wps="http://schemas.microsoft.com/office/word/2010/wordprocessingShape" mc:Ignorable="w14 w15 w16se w16cid w16 w16cex w16sdtdh w16sdtfl w16du wp14">
   <w:p>
     <w:pPr>
       <w:pStyle w:val="Header"/>
@@ -483,7 +1007,7 @@
     <w:r>
       <w:tab/>
       <w:tab/>
-      <w:t>2025-08-02</w:t>
+      <w:t>2026-07-12</w:t>
       <w:br/>
       <w:br/>
     </w:r>
@@ -496,7 +1020,7 @@
 </file>
 
 <file path=word/numbering.xml><?xml version="1.0" encoding="utf-8"?>
-<w:numbering xmlns:wpc="http://schemas.microsoft.com/office/word/2010/wordprocessingCanvas" xmlns:cx="http://schemas.microsoft.com/office/drawing/2014/chartex" xmlns:cx1="http://schemas.microsoft.com/office/drawing/2015/9/8/chartex" xmlns:cx2="http://schemas.microsoft.com/office/drawing/2015/10/21/chartex" xmlns:cx3="http://schemas.microsoft.com/office/drawing/2016/5/9/chartex" xmlns:cx4="http://schemas.microsoft.com/office/drawing/2016/5/10/chartex" xmlns:cx5="http://schemas.microsoft.com/office/drawing/2016/5/11/chartex" xmlns:cx6="http://schemas.microsoft.com/office/drawing/2016/5/12/chartex" xmlns:cx7="http://schemas.microsoft.com/office/drawing/2016/5/13/chartex" xmlns:cx8="http://schemas.microsoft.com/office/drawing/2016/5/14/chartex" xmlns:mc="http://schemas.openxmlformats.org/markup-compatibility/2006" xmlns:aink="http://schemas.microsoft.com/office/drawing/2016/ink" xmlns:am3d="http://schemas.microsoft.com/office/drawing/2017/model3d" xmlns:o="urn:schemas-microsoft-com:office:office" xmlns:oel="http://schemas.microsoft.com/office/2019/extlst" xmlns:r="http://schemas.openxmlformats.org/officeDocument/2006/relationships" xmlns:m="http://schemas.openxmlformats.org/officeDocument/2006/math" xmlns:v="urn:schemas-microsoft-com:vml" xmlns:wp14="http://schemas.microsoft.com/office/word/2010/wordprocessingDrawing" xmlns:wp="http://schemas.openxmlformats.org/drawingml/2006/wordprocessingDrawing" xmlns:w10="urn:schemas-microsoft-com:office:word" xmlns:w="http://schemas.openxmlformats.org/wordprocessingml/2006/main" xmlns:w14="http://schemas.microsoft.com/office/word/2010/wordml" xmlns:w15="http://schemas.microsoft.com/office/word/2012/wordml" xmlns:w16cex="http://schemas.microsoft.com/office/word/2018/wordml/cex" xmlns:w16cid="http://schemas.microsoft.com/office/word/2016/wordml/cid" xmlns:w16="http://schemas.microsoft.com/office/word/2018/wordml" xmlns:w16sdtdh="http://schemas.microsoft.com/office/word/2020/wordml/sdtdatahash" xmlns:w16se="http://schemas.microsoft.com/office/word/2015/wordml/symex" xmlns:wpg="http://schemas.microsoft.com/office/word/2010/wordprocessingGroup" xmlns:wpi="http://schemas.microsoft.com/office/word/2010/wordprocessingInk" xmlns:wne="http://schemas.microsoft.com/office/word/2006/wordml" xmlns:wps="http://schemas.microsoft.com/office/word/2010/wordprocessingShape" mc:Ignorable="w14 w15 w16se w16cid w16 w16cex w16sdtdh wp14">
+<w:numbering xmlns:wpc="http://schemas.microsoft.com/office/word/2010/wordprocessingCanvas" xmlns:cx="http://schemas.microsoft.com/office/drawing/2014/chartex" xmlns:cx1="http://schemas.microsoft.com/office/drawing/2015/9/8/chartex" xmlns:cx2="http://schemas.microsoft.com/office/drawing/2015/10/21/chartex" xmlns:cx3="http://schemas.microsoft.com/office/drawing/2016/5/9/chartex" xmlns:cx4="http://schemas.microsoft.com/office/drawing/2016/5/10/chartex" xmlns:cx5="http://schemas.microsoft.com/office/drawing/2016/5/11/chartex" xmlns:cx6="http://schemas.microsoft.com/office/drawing/2016/5/12/chartex" xmlns:cx7="http://schemas.microsoft.com/office/drawing/2016/5/13/chartex" xmlns:cx8="http://schemas.microsoft.com/office/drawing/2016/5/14/chartex" xmlns:mc="http://schemas.openxmlformats.org/markup-compatibility/2006" xmlns:aink="http://schemas.microsoft.com/office/drawing/2016/ink" xmlns:am3d="http://schemas.microsoft.com/office/drawing/2017/model3d" xmlns:o="urn:schemas-microsoft-com:office:office" xmlns:oel="http://schemas.microsoft.com/office/2019/extlst" xmlns:r="http://schemas.openxmlformats.org/officeDocument/2006/relationships" xmlns:m="http://schemas.openxmlformats.org/officeDocument/2006/math" xmlns:v="urn:schemas-microsoft-com:vml" xmlns:wp14="http://schemas.microsoft.com/office/word/2010/wordprocessingDrawing" xmlns:wp="http://schemas.openxmlformats.org/drawingml/2006/wordprocessingDrawing" xmlns:w10="urn:schemas-microsoft-com:office:word" xmlns:w="http://schemas.openxmlformats.org/wordprocessingml/2006/main" xmlns:w14="http://schemas.microsoft.com/office/word/2010/wordml" xmlns:w15="http://schemas.microsoft.com/office/word/2012/wordml" xmlns:w16cex="http://schemas.microsoft.com/office/word/2018/wordml/cex" xmlns:w16cid="http://schemas.microsoft.com/office/word/2016/wordml/cid" xmlns:w16="http://schemas.microsoft.com/office/word/2018/wordml" xmlns:w16du="http://schemas.microsoft.com/office/word/2023/wordml/word16du" xmlns:w16sdtdh="http://schemas.microsoft.com/office/word/2020/wordml/sdtdatahash" xmlns:w16sdtfl="http://schemas.microsoft.com/office/word/2024/wordml/sdtformatlock" xmlns:w16se="http://schemas.microsoft.com/office/word/2015/wordml/symex" xmlns:wpg="http://schemas.microsoft.com/office/word/2010/wordprocessingGroup" xmlns:wpi="http://schemas.microsoft.com/office/word/2010/wordprocessingInk" xmlns:wne="http://schemas.microsoft.com/office/word/2006/wordml" xmlns:wps="http://schemas.microsoft.com/office/word/2010/wordprocessingShape" mc:Ignorable="w14 w15 w16se w16cid w16 w16cex w16sdtdh w16sdtfl w16du wp14">
   <w:abstractNum w:abstractNumId="0" w15:restartNumberingAfterBreak="0">
     <w:nsid w:val="FFFFFF7C"/>
     <w:multiLevelType w:val="singleLevel"/>
@@ -699,7 +1223,7 @@
 </file>
 
 <file path=word/styles.xml><?xml version="1.0" encoding="utf-8"?>
-<w:styles xmlns:mc="http://schemas.openxmlformats.org/markup-compatibility/2006" xmlns:r="http://schemas.openxmlformats.org/officeDocument/2006/relationships" xmlns:w="http://schemas.openxmlformats.org/wordprocessingml/2006/main" xmlns:w14="http://schemas.microsoft.com/office/word/2010/wordml" xmlns:w15="http://schemas.microsoft.com/office/word/2012/wordml" xmlns:w16cex="http://schemas.microsoft.com/office/word/2018/wordml/cex" xmlns:w16cid="http://schemas.microsoft.com/office/word/2016/wordml/cid" xmlns:w16="http://schemas.microsoft.com/office/word/2018/wordml" xmlns:w16sdtdh="http://schemas.microsoft.com/office/word/2020/wordml/sdtdatahash" xmlns:w16se="http://schemas.microsoft.com/office/word/2015/wordml/symex" mc:Ignorable="w14 w15 w16se w16cid w16 w16cex w16sdtdh">
+<w:styles xmlns:mc="http://schemas.openxmlformats.org/markup-compatibility/2006" xmlns:r="http://schemas.openxmlformats.org/officeDocument/2006/relationships" xmlns:w="http://schemas.openxmlformats.org/wordprocessingml/2006/main" xmlns:w14="http://schemas.microsoft.com/office/word/2010/wordml" xmlns:w15="http://schemas.microsoft.com/office/word/2012/wordml" xmlns:w16cex="http://schemas.microsoft.com/office/word/2018/wordml/cex" xmlns:w16cid="http://schemas.microsoft.com/office/word/2016/wordml/cid" xmlns:w16="http://schemas.microsoft.com/office/word/2018/wordml" xmlns:w16du="http://schemas.microsoft.com/office/word/2023/wordml/word16du" xmlns:w16sdtdh="http://schemas.microsoft.com/office/word/2020/wordml/sdtdatahash" xmlns:w16sdtfl="http://schemas.microsoft.com/office/word/2024/wordml/sdtformatlock" xmlns:w16se="http://schemas.microsoft.com/office/word/2015/wordml/symex" mc:Ignorable="w14 w15 w16se w16cid w16 w16cex w16sdtdh w16sdtfl w16du">
   <w:docDefaults>
     <w:rPrDefault>
       <w:rPr>
@@ -1457,7 +1981,7 @@
     <w:link w:val="TitleChar"/>
     <w:uiPriority w:val="10"/>
     <w:qFormat/>
-    <w:rsid w:val="007106C8"/>
+    <w:rsid w:val="00E854FA"/>
     <w:pPr>
       <w:spacing w:after="300" w:line="240" w:lineRule="auto"/>
       <w:contextualSpacing/>
@@ -1467,7 +1991,7 @@
       <w:rFonts w:eastAsiaTheme="majorEastAsia" w:cstheme="majorBidi"/>
       <w:spacing w:val="5"/>
       <w:kern w:val="28"/>
-      <w:sz w:val="52"/>
+      <w:sz w:val="40"/>
       <w:szCs w:val="52"/>
       <w:lang w:val="sv-SE" w:eastAsia="en-US" w:bidi="ar-SA"/>
     </w:rPr>
@@ -1477,12 +2001,12 @@
     <w:basedOn w:val="DefaultParagraphFont"/>
     <w:link w:val="Title"/>
     <w:uiPriority w:val="10"/>
-    <w:rsid w:val="007106C8"/>
+    <w:rsid w:val="00E854FA"/>
     <w:rPr>
       <w:rFonts w:ascii="Times New Roman" w:eastAsiaTheme="majorEastAsia" w:hAnsi="Times New Roman" w:cstheme="majorBidi"/>
       <w:spacing w:val="5"/>
       <w:kern w:val="28"/>
-      <w:sz w:val="52"/>
+      <w:sz w:val="40"/>
       <w:szCs w:val="52"/>
       <w:lang w:val="sv-SE" w:eastAsia="en-US" w:bidi="ar-SA"/>
     </w:rPr>

--- a/tillsyn/Björnberget N tillsynsbegäran.docx
+++ b/tillsyn/Björnberget N tillsynsbegäran.docx
@@ -12,7 +12,7 @@
     </w:p>
     <w:p>
       <w:r>
-        <w:t>Denna tillsynsbegäran behandlar höga naturvärden i avverkningsanmälan Björnberget N i Bjurholms kommun som inkom 2026-07-12 och omfattar 29,2 ha.</w:t>
+        <w:t>Denna tillsynsbegäran behandlar höga naturvärden i avverkningsanmälan Björnberget N i Bjurholms kommun som inkom 2026-07-13 och omfattar 29,2 ha.</w:t>
       </w:r>
     </w:p>
     <w:p>
@@ -1007,7 +1007,7 @@
     <w:r>
       <w:tab/>
       <w:tab/>
-      <w:t>2026-07-12</w:t>
+      <w:t>2026-07-13</w:t>
       <w:br/>
       <w:br/>
     </w:r>

--- a/tillsyn/Björnberget N tillsynsbegäran.docx
+++ b/tillsyn/Björnberget N tillsynsbegäran.docx
@@ -12,7 +12,7 @@
     </w:p>
     <w:p>
       <w:r>
-        <w:t>Denna tillsynsbegäran behandlar höga naturvärden i avverkningsanmälan Björnberget N i Bjurholms kommun som inkom 2026-07-13 och omfattar 29,2 ha.</w:t>
+        <w:t>Denna tillsynsbegäran behandlar höga naturvärden i avverkningsanmälan Björnberget N i Bjurholms kommun som inkom 2026-07-14 och omfattar 29,2 ha.</w:t>
       </w:r>
     </w:p>
     <w:p>
@@ -1007,7 +1007,7 @@
     <w:r>
       <w:tab/>
       <w:tab/>
-      <w:t>2026-07-13</w:t>
+      <w:t>2026-07-14</w:t>
       <w:br/>
       <w:br/>
     </w:r>

--- a/tillsyn/Björnberget N tillsynsbegäran.docx
+++ b/tillsyn/Björnberget N tillsynsbegäran.docx
@@ -12,7 +12,7 @@
     </w:p>
     <w:p>
       <w:r>
-        <w:t>Denna tillsynsbegäran behandlar höga naturvärden i avverkningsanmälan Björnberget N i Bjurholms kommun som inkom 2026-07-14 och omfattar 29,2 ha.</w:t>
+        <w:t>Denna tillsynsbegäran behandlar höga naturvärden i avverkningsanmälan Björnberget N i Bjurholms kommun som inkom 2026-07-15 och omfattar 29,2 ha.</w:t>
       </w:r>
     </w:p>
     <w:p>
@@ -1007,7 +1007,7 @@
     <w:r>
       <w:tab/>
       <w:tab/>
-      <w:t>2026-07-14</w:t>
+      <w:t>2026-07-15</w:t>
       <w:br/>
       <w:br/>
     </w:r>

--- a/tillsyn/Björnberget N tillsynsbegäran.docx
+++ b/tillsyn/Björnberget N tillsynsbegäran.docx
@@ -12,7 +12,7 @@
     </w:p>
     <w:p>
       <w:r>
-        <w:t>Denna tillsynsbegäran behandlar höga naturvärden i avverkningsanmälan Björnberget N i Bjurholms kommun som inkom 2026-07-15 och omfattar 29,2 ha.</w:t>
+        <w:t>Denna tillsynsbegäran behandlar höga naturvärden i avverkningsanmälan Björnberget N i Bjurholms kommun som inkom 2026-07-16 och omfattar 29,2 ha.</w:t>
       </w:r>
     </w:p>
     <w:p>
@@ -1007,7 +1007,7 @@
     <w:r>
       <w:tab/>
       <w:tab/>
-      <w:t>2026-07-15</w:t>
+      <w:t>2026-07-16</w:t>
       <w:br/>
       <w:br/>
     </w:r>

--- a/tillsyn/Björnberget N tillsynsbegäran.docx
+++ b/tillsyn/Björnberget N tillsynsbegäran.docx
@@ -1007,7 +1007,7 @@
     <w:r>
       <w:tab/>
       <w:tab/>
-      <w:t>2026-07-16</w:t>
+      <w:t>2026-07-17</w:t>
       <w:br/>
       <w:br/>
     </w:r>

--- a/tillsyn/Björnberget N tillsynsbegäran.docx
+++ b/tillsyn/Björnberget N tillsynsbegäran.docx
@@ -12,7 +12,7 @@
     </w:p>
     <w:p>
       <w:r>
-        <w:t>Denna tillsynsbegäran behandlar höga naturvärden i avverkningsanmälan Björnberget N i Bjurholms kommun som inkom 2026-07-16 och omfattar 29,2 ha.</w:t>
+        <w:t>Denna tillsynsbegäran behandlar höga naturvärden i avverkningsanmälan Björnberget N i Bjurholms kommun som inkom 2026-07-17 och omfattar 29,2 ha.</w:t>
       </w:r>
     </w:p>
     <w:p>

--- a/tillsyn/Björnberget N tillsynsbegäran.docx
+++ b/tillsyn/Björnberget N tillsynsbegäran.docx
@@ -1007,7 +1007,7 @@
     <w:r>
       <w:tab/>
       <w:tab/>
-      <w:t>2026-07-17</w:t>
+      <w:t>2026-07-18</w:t>
       <w:br/>
       <w:br/>
     </w:r>

--- a/tillsyn/Björnberget N tillsynsbegäran.docx
+++ b/tillsyn/Björnberget N tillsynsbegäran.docx
@@ -12,7 +12,7 @@
     </w:p>
     <w:p>
       <w:r>
-        <w:t>Denna tillsynsbegäran behandlar höga naturvärden i avverkningsanmälan Björnberget N i Bjurholms kommun som inkom 2026-07-17 och omfattar 29,2 ha.</w:t>
+        <w:t>Denna tillsynsbegäran behandlar höga naturvärden i avverkningsanmälan Björnberget N i Bjurholms kommun som inkom 2026-07-18 och omfattar 29,2 ha.</w:t>
       </w:r>
     </w:p>
     <w:p>

--- a/tillsyn/Björnberget N tillsynsbegäran.docx
+++ b/tillsyn/Björnberget N tillsynsbegäran.docx
@@ -12,7 +12,7 @@
     </w:p>
     <w:p>
       <w:r>
-        <w:t>Denna tillsynsbegäran behandlar höga naturvärden i avverkningsanmälan Björnberget N i Bjurholms kommun som inkom 2026-07-18 och omfattar 29,2 ha.</w:t>
+        <w:t>Denna tillsynsbegäran behandlar höga naturvärden i avverkningsanmälan Björnberget N i Bjurholms kommun som inkom 2026-07-19 och omfattar 29,2 ha.</w:t>
       </w:r>
     </w:p>
     <w:p>
@@ -1007,7 +1007,7 @@
     <w:r>
       <w:tab/>
       <w:tab/>
-      <w:t>2026-07-18</w:t>
+      <w:t>2026-07-19</w:t>
       <w:br/>
       <w:br/>
     </w:r>

--- a/tillsyn/Björnberget N tillsynsbegäran.docx
+++ b/tillsyn/Björnberget N tillsynsbegäran.docx
@@ -1007,7 +1007,7 @@
     <w:r>
       <w:tab/>
       <w:tab/>
-      <w:t>2026-07-19</w:t>
+      <w:t>2026-07-20</w:t>
       <w:br/>
       <w:br/>
     </w:r>

--- a/tillsyn/Björnberget N tillsynsbegäran.docx
+++ b/tillsyn/Björnberget N tillsynsbegäran.docx
@@ -12,7 +12,7 @@
     </w:p>
     <w:p>
       <w:r>
-        <w:t>Denna tillsynsbegäran behandlar höga naturvärden i avverkningsanmälan Björnberget N i Bjurholms kommun som inkom 2026-07-19 och omfattar 29,2 ha.</w:t>
+        <w:t>Denna tillsynsbegäran behandlar höga naturvärden i avverkningsanmälan Björnberget N i Bjurholms kommun som inkom 2026-07-20 och omfattar 29,2 ha.</w:t>
       </w:r>
     </w:p>
     <w:p>
